--- a/Introduction to Java.docx
+++ b/Introduction to Java.docx
@@ -1,6 +1,6 @@
 
 <file path=word/document.xml><?xml version="1.0" encoding="utf-8"?>
-<w:document xmlns:wpc="http://schemas.microsoft.com/office/word/2010/wordprocessingCanvas" xmlns:cx="http://schemas.microsoft.com/office/drawing/2014/chartex" xmlns:cx1="http://schemas.microsoft.com/office/drawing/2015/9/8/chartex" xmlns:cx2="http://schemas.microsoft.com/office/drawing/2015/10/21/chartex" xmlns:cx3="http://schemas.microsoft.com/office/drawing/2016/5/9/chartex" xmlns:cx4="http://schemas.microsoft.com/office/drawing/2016/5/10/chartex" xmlns:cx5="http://schemas.microsoft.com/office/drawing/2016/5/11/chartex" xmlns:cx6="http://schemas.microsoft.com/office/drawing/2016/5/12/chartex" xmlns:cx7="http://schemas.microsoft.com/office/drawing/2016/5/13/chartex" xmlns:cx8="http://schemas.microsoft.com/office/drawing/2016/5/14/chartex" xmlns:mc="http://schemas.openxmlformats.org/markup-compatibility/2006" xmlns:aink="http://schemas.microsoft.com/office/drawing/2016/ink" xmlns:am3d="http://schemas.microsoft.com/office/drawing/2017/model3d" xmlns:o="urn:schemas-microsoft-com:office:office" xmlns:oel="http://schemas.microsoft.com/office/2019/extlst" xmlns:r="http://schemas.openxmlformats.org/officeDocument/2006/relationships" xmlns:m="http://schemas.openxmlformats.org/officeDocument/2006/math" xmlns:v="urn:schemas-microsoft-com:vml" xmlns:wp14="http://schemas.microsoft.com/office/word/2010/wordprocessingDrawing" xmlns:wp="http://schemas.openxmlformats.org/drawingml/2006/wordprocessingDrawing" xmlns:w10="urn:schemas-microsoft-com:office:word" xmlns:w="http://schemas.openxmlformats.org/wordprocessingml/2006/main" xmlns:w14="http://schemas.microsoft.com/office/word/2010/wordml" xmlns:w15="http://schemas.microsoft.com/office/word/2012/wordml" xmlns:w16cex="http://schemas.microsoft.com/office/word/2018/wordml/cex" xmlns:w16cid="http://schemas.microsoft.com/office/word/2016/wordml/cid" xmlns:w16="http://schemas.microsoft.com/office/word/2018/wordml" xmlns:w16sdtdh="http://schemas.microsoft.com/office/word/2020/wordml/sdtdatahash" xmlns:w16se="http://schemas.microsoft.com/office/word/2015/wordml/symex" xmlns:wpg="http://schemas.microsoft.com/office/word/2010/wordprocessingGroup" xmlns:wpi="http://schemas.microsoft.com/office/word/2010/wordprocessingInk" xmlns:wne="http://schemas.microsoft.com/office/word/2006/wordml" xmlns:wps="http://schemas.microsoft.com/office/word/2010/wordprocessingShape" mc:Ignorable="w14 w15 w16se w16cid w16 w16cex w16sdtdh wp14">
+<w:document xmlns:wpc="http://schemas.microsoft.com/office/word/2010/wordprocessingCanvas" xmlns:cx="http://schemas.microsoft.com/office/drawing/2014/chartex" xmlns:cx1="http://schemas.microsoft.com/office/drawing/2015/9/8/chartex" xmlns:cx2="http://schemas.microsoft.com/office/drawing/2015/10/21/chartex" xmlns:cx3="http://schemas.microsoft.com/office/drawing/2016/5/9/chartex" xmlns:cx4="http://schemas.microsoft.com/office/drawing/2016/5/10/chartex" xmlns:cx5="http://schemas.microsoft.com/office/drawing/2016/5/11/chartex" xmlns:cx6="http://schemas.microsoft.com/office/drawing/2016/5/12/chartex" xmlns:cx7="http://schemas.microsoft.com/office/drawing/2016/5/13/chartex" xmlns:cx8="http://schemas.microsoft.com/office/drawing/2016/5/14/chartex" xmlns:mc="http://schemas.openxmlformats.org/markup-compatibility/2006" xmlns:aink="http://schemas.microsoft.com/office/drawing/2016/ink" xmlns:am3d="http://schemas.microsoft.com/office/drawing/2017/model3d" xmlns:o="urn:schemas-microsoft-com:office:office" xmlns:oel="http://schemas.microsoft.com/office/2019/extlst" xmlns:r="http://schemas.openxmlformats.org/officeDocument/2006/relationships" xmlns:m="http://schemas.openxmlformats.org/officeDocument/2006/math" xmlns:v="urn:schemas-microsoft-com:vml" xmlns:wp14="http://schemas.microsoft.com/office/word/2010/wordprocessingDrawing" xmlns:wp="http://schemas.openxmlformats.org/drawingml/2006/wordprocessingDrawing" xmlns:w10="urn:schemas-microsoft-com:office:word" xmlns:w="http://schemas.openxmlformats.org/wordprocessingml/2006/main" xmlns:w14="http://schemas.microsoft.com/office/word/2010/wordml" xmlns:w15="http://schemas.microsoft.com/office/word/2012/wordml" xmlns:w16cex="http://schemas.microsoft.com/office/word/2018/wordml/cex" xmlns:w16cid="http://schemas.microsoft.com/office/word/2016/wordml/cid" xmlns:w16="http://schemas.microsoft.com/office/word/2018/wordml" xmlns:w16du="http://schemas.microsoft.com/office/word/2023/wordml/word16du" xmlns:w16sdtdh="http://schemas.microsoft.com/office/word/2020/wordml/sdtdatahash" xmlns:w16sdtfl="http://schemas.microsoft.com/office/word/2024/wordml/sdtformatlock" xmlns:w16se="http://schemas.microsoft.com/office/word/2015/wordml/symex" xmlns:wpg="http://schemas.microsoft.com/office/word/2010/wordprocessingGroup" xmlns:wpi="http://schemas.microsoft.com/office/word/2010/wordprocessingInk" xmlns:wne="http://schemas.microsoft.com/office/word/2006/wordml" xmlns:wps="http://schemas.microsoft.com/office/word/2010/wordprocessingShape" mc:Ignorable="w14 w15 w16se w16cid w16 w16cex w16sdtdh w16sdtfl w16du wp14">
   <w:background w:color="D6EAAF" w:themeColor="accent1" w:themeTint="66"/>
   <w:body>
     <w:p>
@@ -588,7 +588,11 @@
         </w:rPr>
       </w:pPr>
       <w:r>
-        <w:t xml:space="preserve"> (</w:t>
+        <w:t xml:space="preserve"> </w:t>
+      </w:r>
+      <w:proofErr w:type="gramStart"/>
+      <w:r>
+        <w:t>(</w:t>
       </w:r>
       <w:r>
         <w:t xml:space="preserve"> </w:t>
@@ -605,6 +609,7 @@
         </w:rPr>
         <w:t>import</w:t>
       </w:r>
+      <w:proofErr w:type="gramEnd"/>
       <w:r>
         <w:rPr>
           <w:rFonts w:ascii="Consolas" w:eastAsia="Times New Roman" w:hAnsi="Consolas" w:cs="Times New Roman"/>
@@ -617,6 +622,8 @@
         </w:rPr>
         <w:t xml:space="preserve"> </w:t>
       </w:r>
+      <w:proofErr w:type="spellStart"/>
+      <w:proofErr w:type="gramStart"/>
       <w:r>
         <w:rPr>
           <w:rFonts w:ascii="Consolas" w:eastAsia="Times New Roman" w:hAnsi="Consolas" w:cs="Times New Roman"/>
@@ -653,6 +660,7 @@
         </w:rPr>
         <w:t>util</w:t>
       </w:r>
+      <w:proofErr w:type="gramEnd"/>
       <w:r>
         <w:rPr>
           <w:rFonts w:ascii="Consolas" w:eastAsia="Times New Roman" w:hAnsi="Consolas" w:cs="Times New Roman"/>
@@ -677,6 +685,7 @@
         </w:rPr>
         <w:t>Scanner</w:t>
       </w:r>
+      <w:proofErr w:type="spellEnd"/>
       <w:r>
         <w:rPr>
           <w:rFonts w:ascii="Consolas" w:eastAsia="Times New Roman" w:hAnsi="Consolas" w:cs="Times New Roman"/>
@@ -976,10 +985,112 @@
         <w:t xml:space="preserve">  </w:t>
       </w:r>
       <w:r>
-        <w:t xml:space="preserve"> x++   --x    x</w:t>
+        <w:t xml:space="preserve"> </w:t>
+      </w:r>
+      <w:proofErr w:type="spellStart"/>
+      <w:r>
+        <w:t>x</w:t>
+      </w:r>
+      <w:proofErr w:type="spellEnd"/>
+      <w:r>
+        <w:t>++   --x    x</w:t>
       </w:r>
       <w:r>
         <w:t>—</w:t>
+      </w:r>
+    </w:p>
+    <w:p>
+      <w:r>
+        <w:drawing>
+          <wp:inline distT="0" distB="0" distL="0" distR="0" wp14:anchorId="274AA157" wp14:editId="7542FC92">
+            <wp:extent cx="2186940" cy="3040380"/>
+            <wp:effectExtent l="0" t="0" r="3810" b="7620"/>
+            <wp:docPr id="184212511" name="Picture 1"/>
+            <wp:cNvGraphicFramePr>
+              <a:graphicFrameLocks xmlns:a="http://schemas.openxmlformats.org/drawingml/2006/main" noChangeAspect="1"/>
+            </wp:cNvGraphicFramePr>
+            <a:graphic xmlns:a="http://schemas.openxmlformats.org/drawingml/2006/main">
+              <a:graphicData uri="http://schemas.openxmlformats.org/drawingml/2006/picture">
+                <pic:pic xmlns:pic="http://schemas.openxmlformats.org/drawingml/2006/picture">
+                  <pic:nvPicPr>
+                    <pic:cNvPr id="184212511" name=""/>
+                    <pic:cNvPicPr/>
+                  </pic:nvPicPr>
+                  <pic:blipFill rotWithShape="1">
+                    <a:blip r:embed="rId23"/>
+                    <a:srcRect b="51222"/>
+                    <a:stretch>
+                      <a:fillRect/>
+                    </a:stretch>
+                  </pic:blipFill>
+                  <pic:spPr bwMode="auto">
+                    <a:xfrm>
+                      <a:off x="0" y="0"/>
+                      <a:ext cx="2187130" cy="3040644"/>
+                    </a:xfrm>
+                    <a:prstGeom prst="rect">
+                      <a:avLst/>
+                    </a:prstGeom>
+                    <a:ln>
+                      <a:noFill/>
+                    </a:ln>
+                    <a:extLst>
+                      <a:ext uri="{53640926-AAD7-44D8-BBD7-CCE9431645EC}">
+                        <a14:shadowObscured xmlns:a14="http://schemas.microsoft.com/office/drawing/2010/main"/>
+                      </a:ext>
+                    </a:extLst>
+                  </pic:spPr>
+                </pic:pic>
+              </a:graphicData>
+            </a:graphic>
+          </wp:inline>
+        </w:drawing>
+      </w:r>
+      <w:r>
+        <w:drawing>
+          <wp:inline distT="0" distB="0" distL="0" distR="0" wp14:anchorId="15969403" wp14:editId="57FF40A2">
+            <wp:extent cx="2186940" cy="2392678"/>
+            <wp:effectExtent l="0" t="0" r="3810" b="8255"/>
+            <wp:docPr id="1509394850" name="Picture 1"/>
+            <wp:cNvGraphicFramePr>
+              <a:graphicFrameLocks xmlns:a="http://schemas.openxmlformats.org/drawingml/2006/main" noChangeAspect="1"/>
+            </wp:cNvGraphicFramePr>
+            <a:graphic xmlns:a="http://schemas.openxmlformats.org/drawingml/2006/main">
+              <a:graphicData uri="http://schemas.openxmlformats.org/drawingml/2006/picture">
+                <pic:pic xmlns:pic="http://schemas.openxmlformats.org/drawingml/2006/picture">
+                  <pic:nvPicPr>
+                    <pic:cNvPr id="1509394850" name=""/>
+                    <pic:cNvPicPr/>
+                  </pic:nvPicPr>
+                  <pic:blipFill rotWithShape="1">
+                    <a:blip r:embed="rId23"/>
+                    <a:srcRect t="61614"/>
+                    <a:stretch>
+                      <a:fillRect/>
+                    </a:stretch>
+                  </pic:blipFill>
+                  <pic:spPr bwMode="auto">
+                    <a:xfrm>
+                      <a:off x="0" y="0"/>
+                      <a:ext cx="2187130" cy="2392886"/>
+                    </a:xfrm>
+                    <a:prstGeom prst="rect">
+                      <a:avLst/>
+                    </a:prstGeom>
+                    <a:ln>
+                      <a:noFill/>
+                    </a:ln>
+                    <a:extLst>
+                      <a:ext uri="{53640926-AAD7-44D8-BBD7-CCE9431645EC}">
+                        <a14:shadowObscured xmlns:a14="http://schemas.microsoft.com/office/drawing/2010/main"/>
+                      </a:ext>
+                    </a:extLst>
+                  </pic:spPr>
+                </pic:pic>
+              </a:graphicData>
+            </a:graphic>
+          </wp:inline>
+        </w:drawing>
       </w:r>
     </w:p>
     <w:p>
@@ -1002,8 +1113,13 @@
       <w:r>
         <w:t>:</w:t>
       </w:r>
-      <w:r>
-        <w:t xml:space="preserve">  ?:</w:t>
+      <w:proofErr w:type="gramStart"/>
+      <w:r>
+        <w:t xml:space="preserve">  ?</w:t>
+      </w:r>
+      <w:proofErr w:type="gramEnd"/>
+      <w:r>
+        <w:t>:</w:t>
       </w:r>
       <w:r>
         <w:rPr>
@@ -1021,6 +1137,7 @@
         <w:rPr>
           <w:noProof/>
         </w:rPr>
+        <w:lastRenderedPageBreak/>
         <w:drawing>
           <wp:inline distT="0" distB="0" distL="0" distR="0" wp14:anchorId="1B0603D1" wp14:editId="1A2BC743">
             <wp:extent cx="3434977" cy="444500"/>
@@ -1037,7 +1154,7 @@
                     <pic:cNvPicPr/>
                   </pic:nvPicPr>
                   <pic:blipFill>
-                    <a:blip r:embed="rId23"/>
+                    <a:blip r:embed="rId24"/>
                     <a:stretch>
                       <a:fillRect/>
                     </a:stretch>
@@ -1072,9 +1189,27 @@
       <w:r>
         <w:t xml:space="preserve"> </w:t>
       </w:r>
-      <w:r>
-        <w:t>(  ==    !=    &gt;    &gt;=    &lt;   &lt;=  )</w:t>
-      </w:r>
+      <w:proofErr w:type="gramStart"/>
+      <w:r>
+        <w:t>(  =</w:t>
+      </w:r>
+      <w:proofErr w:type="gramEnd"/>
+      <w:r>
+        <w:t xml:space="preserve">=  </w:t>
+      </w:r>
+      <w:proofErr w:type="gramStart"/>
+      <w:r>
+        <w:t xml:space="preserve">  !</w:t>
+      </w:r>
+      <w:proofErr w:type="gramEnd"/>
+      <w:r>
+        <w:t>=    &gt;    &gt;=    &lt;   &lt;</w:t>
+      </w:r>
+      <w:proofErr w:type="gramStart"/>
+      <w:r>
+        <w:t>=  )</w:t>
+      </w:r>
+      <w:proofErr w:type="gramEnd"/>
     </w:p>
     <w:p>
       <w:pPr>
@@ -1088,7 +1223,23 @@
         <w:t>Logical</w:t>
       </w:r>
       <w:r>
-        <w:t xml:space="preserve"> (    &amp;&amp;   ||   !  )</w:t>
+        <w:t xml:space="preserve"> </w:t>
+      </w:r>
+      <w:proofErr w:type="gramStart"/>
+      <w:r>
+        <w:t xml:space="preserve">(  </w:t>
+      </w:r>
+      <w:proofErr w:type="gramEnd"/>
+      <w:r>
+        <w:t xml:space="preserve">  &amp;&amp;   || </w:t>
+      </w:r>
+      <w:proofErr w:type="gramStart"/>
+      <w:r>
+        <w:t xml:space="preserve">  !</w:t>
+      </w:r>
+      <w:proofErr w:type="gramEnd"/>
+      <w:r>
+        <w:t xml:space="preserve">  )</w:t>
       </w:r>
     </w:p>
     <w:p>
@@ -1100,7 +1251,31 @@
         </w:numPr>
       </w:pPr>
       <w:r>
-        <w:t>Assignment ( =  +=  -=  *=   %=  /=)</w:t>
+        <w:t xml:space="preserve">Assignment </w:t>
+      </w:r>
+      <w:proofErr w:type="gramStart"/>
+      <w:r>
+        <w:t>( =</w:t>
+      </w:r>
+      <w:proofErr w:type="gramEnd"/>
+      <w:r>
+        <w:t xml:space="preserve">  +</w:t>
+      </w:r>
+      <w:proofErr w:type="gramStart"/>
+      <w:r>
+        <w:t>=  -=  *</w:t>
+      </w:r>
+      <w:proofErr w:type="gramEnd"/>
+      <w:r>
+        <w:t>=   %</w:t>
+      </w:r>
+      <w:proofErr w:type="gramStart"/>
+      <w:r>
+        <w:t>=  /</w:t>
+      </w:r>
+      <w:proofErr w:type="gramEnd"/>
+      <w:r>
+        <w:t>=)</w:t>
       </w:r>
     </w:p>
     <w:p>
@@ -1126,11 +1301,16 @@
           <w:numId w:val="3"/>
         </w:numPr>
       </w:pPr>
+      <w:proofErr w:type="gramStart"/>
       <w:r>
         <w:t>&amp;</w:t>
       </w:r>
       <w:r>
-        <w:t>(bitwise and)</w:t>
+        <w:t>(</w:t>
+      </w:r>
+      <w:proofErr w:type="gramEnd"/>
+      <w:r>
+        <w:t>bitwise and)</w:t>
       </w:r>
       <w:r>
         <w:t xml:space="preserve"> </w:t>
@@ -1145,10 +1325,18 @@
         </w:numPr>
       </w:pPr>
       <w:r>
-        <w:t xml:space="preserve"> |</w:t>
-      </w:r>
-      <w:r>
-        <w:t>(bitwise or)</w:t>
+        <w:t xml:space="preserve"> </w:t>
+      </w:r>
+      <w:proofErr w:type="gramStart"/>
+      <w:r>
+        <w:t>|</w:t>
+      </w:r>
+      <w:r>
+        <w:t>(</w:t>
+      </w:r>
+      <w:proofErr w:type="gramEnd"/>
+      <w:r>
+        <w:t>bitwise or)</w:t>
       </w:r>
       <w:r>
         <w:t xml:space="preserve">  </w:t>
@@ -1163,10 +1351,18 @@
         </w:numPr>
       </w:pPr>
       <w:r>
-        <w:t>&lt;&lt;</w:t>
-      </w:r>
-      <w:r>
-        <w:t>(shift left)</w:t>
+        <w:t>&lt;</w:t>
+      </w:r>
+      <w:proofErr w:type="gramStart"/>
+      <w:r>
+        <w:t>&lt;</w:t>
+      </w:r>
+      <w:r>
+        <w:t>(</w:t>
+      </w:r>
+      <w:proofErr w:type="gramEnd"/>
+      <w:r>
+        <w:t>shift left)</w:t>
       </w:r>
       <w:r>
         <w:t xml:space="preserve"> </w:t>
@@ -1181,10 +1377,18 @@
         </w:numPr>
       </w:pPr>
       <w:r>
-        <w:t>&gt;&gt;</w:t>
-      </w:r>
-      <w:r>
-        <w:t>(shift right)</w:t>
+        <w:t>&gt;</w:t>
+      </w:r>
+      <w:proofErr w:type="gramStart"/>
+      <w:r>
+        <w:t>&gt;</w:t>
+      </w:r>
+      <w:r>
+        <w:t>(</w:t>
+      </w:r>
+      <w:proofErr w:type="gramEnd"/>
+      <w:r>
+        <w:t>shift right)</w:t>
       </w:r>
       <w:r>
         <w:t xml:space="preserve">  </w:t>
@@ -1198,11 +1402,16 @@
           <w:numId w:val="3"/>
         </w:numPr>
       </w:pPr>
+      <w:proofErr w:type="gramStart"/>
       <w:r>
         <w:t>~</w:t>
       </w:r>
       <w:r>
-        <w:t>(one’s complement)</w:t>
+        <w:t>(</w:t>
+      </w:r>
+      <w:proofErr w:type="gramEnd"/>
+      <w:r>
+        <w:t>one’s complement)</w:t>
       </w:r>
       <w:r>
         <w:t xml:space="preserve">  </w:t>
@@ -1216,15 +1425,25 @@
           <w:numId w:val="3"/>
         </w:numPr>
       </w:pPr>
+      <w:proofErr w:type="gramStart"/>
       <w:r>
         <w:t>^</w:t>
       </w:r>
       <w:r>
-        <w:t>(bitwise exclusive or)</w:t>
+        <w:t>(</w:t>
+      </w:r>
+      <w:proofErr w:type="gramEnd"/>
+      <w:r>
+        <w:t>bitwise exclusive or</w:t>
+      </w:r>
+      <w:proofErr w:type="gramStart"/>
+      <w:r>
+        <w:t>)</w:t>
       </w:r>
       <w:r>
         <w:t xml:space="preserve"> )</w:t>
       </w:r>
+      <w:proofErr w:type="gramEnd"/>
       <w:r>
         <w:t xml:space="preserve">      </w:t>
       </w:r>
@@ -1240,7 +1459,6 @@
         <w:pStyle w:val="Title"/>
       </w:pPr>
       <w:r>
-        <w:lastRenderedPageBreak/>
         <w:t>Bitwise Operator in detail</w:t>
       </w:r>
     </w:p>
@@ -1253,6 +1471,7 @@
         <w:rPr>
           <w:noProof/>
         </w:rPr>
+        <w:lastRenderedPageBreak/>
         <w:drawing>
           <wp:inline distT="0" distB="0" distL="0" distR="0" wp14:anchorId="4C273DA5" wp14:editId="205315AF">
             <wp:extent cx="4610453" cy="6225436"/>
@@ -1269,7 +1488,7 @@
                     <pic:cNvPicPr/>
                   </pic:nvPicPr>
                   <pic:blipFill>
-                    <a:blip r:embed="rId24"/>
+                    <a:blip r:embed="rId25"/>
                     <a:stretch>
                       <a:fillRect/>
                     </a:stretch>
@@ -1315,7 +1534,7 @@
                     <pic:cNvPicPr/>
                   </pic:nvPicPr>
                   <pic:blipFill>
-                    <a:blip r:embed="rId25"/>
+                    <a:blip r:embed="rId26"/>
                     <a:stretch>
                       <a:fillRect/>
                     </a:stretch>
@@ -1361,7 +1580,7 @@
                     <pic:cNvPicPr/>
                   </pic:nvPicPr>
                   <pic:blipFill>
-                    <a:blip r:embed="rId26"/>
+                    <a:blip r:embed="rId27"/>
                     <a:stretch>
                       <a:fillRect/>
                     </a:stretch>
@@ -1407,7 +1626,7 @@
                     <pic:cNvPicPr/>
                   </pic:nvPicPr>
                   <pic:blipFill>
-                    <a:blip r:embed="rId27"/>
+                    <a:blip r:embed="rId28"/>
                     <a:stretch>
                       <a:fillRect/>
                     </a:stretch>
@@ -1433,7 +1652,6 @@
         <w:pStyle w:val="Title"/>
       </w:pPr>
       <w:r>
-        <w:lastRenderedPageBreak/>
         <w:t>Break and Continue Statement</w:t>
       </w:r>
     </w:p>
@@ -1445,19 +1663,60 @@
           <w:szCs w:val="28"/>
         </w:rPr>
       </w:pPr>
+      <w:proofErr w:type="gramStart"/>
       <w:r>
         <w:rPr>
           <w:sz w:val="28"/>
           <w:szCs w:val="28"/>
         </w:rPr>
-        <w:t>Break(to exit  loop)</w:t>
-      </w:r>
+        <w:t>Break(</w:t>
+      </w:r>
+      <w:proofErr w:type="gramEnd"/>
       <w:r>
         <w:rPr>
           <w:sz w:val="28"/>
           <w:szCs w:val="28"/>
         </w:rPr>
-        <w:t xml:space="preserve">                                 Continue(to skip specific condition iteration)</w:t>
+        <w:t xml:space="preserve">to </w:t>
+      </w:r>
+      <w:proofErr w:type="gramStart"/>
+      <w:r>
+        <w:rPr>
+          <w:sz w:val="28"/>
+          <w:szCs w:val="28"/>
+        </w:rPr>
+        <w:t>exit  loop</w:t>
+      </w:r>
+      <w:proofErr w:type="gramEnd"/>
+      <w:r>
+        <w:rPr>
+          <w:sz w:val="28"/>
+          <w:szCs w:val="28"/>
+        </w:rPr>
+        <w:t>)</w:t>
+      </w:r>
+      <w:r>
+        <w:rPr>
+          <w:sz w:val="28"/>
+          <w:szCs w:val="28"/>
+        </w:rPr>
+        <w:t xml:space="preserve">                                 </w:t>
+      </w:r>
+      <w:proofErr w:type="gramStart"/>
+      <w:r>
+        <w:rPr>
+          <w:sz w:val="28"/>
+          <w:szCs w:val="28"/>
+        </w:rPr>
+        <w:t>Continue(</w:t>
+      </w:r>
+      <w:proofErr w:type="gramEnd"/>
+      <w:r>
+        <w:rPr>
+          <w:sz w:val="28"/>
+          <w:szCs w:val="28"/>
+        </w:rPr>
+        <w:t>to skip specific condition iteration)</w:t>
       </w:r>
     </w:p>
     <w:p>
@@ -1465,6 +1724,7 @@
         <w:rPr>
           <w:noProof/>
         </w:rPr>
+        <w:lastRenderedPageBreak/>
         <w:drawing>
           <wp:inline distT="0" distB="0" distL="0" distR="0" wp14:anchorId="29F728C7" wp14:editId="17FADF9B">
             <wp:extent cx="2343150" cy="1183267"/>
@@ -1481,7 +1741,7 @@
                     <pic:cNvPicPr/>
                   </pic:nvPicPr>
                   <pic:blipFill>
-                    <a:blip r:embed="rId28"/>
+                    <a:blip r:embed="rId29"/>
                     <a:stretch>
                       <a:fillRect/>
                     </a:stretch>
@@ -1521,7 +1781,7 @@
                     <pic:cNvPicPr/>
                   </pic:nvPicPr>
                   <pic:blipFill>
-                    <a:blip r:embed="rId29"/>
+                    <a:blip r:embed="rId30"/>
                     <a:stretch>
                       <a:fillRect/>
                     </a:stretch>
@@ -1618,7 +1878,7 @@
                     <pic:cNvPicPr/>
                   </pic:nvPicPr>
                   <pic:blipFill>
-                    <a:blip r:embed="rId30"/>
+                    <a:blip r:embed="rId31"/>
                     <a:stretch>
                       <a:fillRect/>
                     </a:stretch>
@@ -1662,7 +1922,7 @@
                     <pic:cNvPicPr/>
                   </pic:nvPicPr>
                   <pic:blipFill>
-                    <a:blip r:embed="rId31"/>
+                    <a:blip r:embed="rId32"/>
                     <a:stretch>
                       <a:fillRect/>
                     </a:stretch>
@@ -1687,9 +1947,11 @@
       <w:pPr>
         <w:pStyle w:val="Title"/>
       </w:pPr>
+      <w:proofErr w:type="gramStart"/>
       <w:r>
         <w:t>Math  function</w:t>
       </w:r>
+      <w:proofErr w:type="gramEnd"/>
     </w:p>
     <w:p>
       <w:pPr>
@@ -1715,7 +1977,7 @@
                     <pic:cNvPicPr/>
                   </pic:nvPicPr>
                   <pic:blipFill>
-                    <a:blip r:embed="rId32"/>
+                    <a:blip r:embed="rId33"/>
                     <a:stretch>
                       <a:fillRect/>
                     </a:stretch>
@@ -1755,7 +2017,7 @@
                     <pic:cNvPicPr/>
                   </pic:nvPicPr>
                   <pic:blipFill>
-                    <a:blip r:embed="rId33"/>
+                    <a:blip r:embed="rId34"/>
                     <a:stretch>
                       <a:fillRect/>
                     </a:stretch>
@@ -1809,7 +2071,7 @@
                     <pic:cNvPicPr/>
                   </pic:nvPicPr>
                   <pic:blipFill>
-                    <a:blip r:embed="rId34"/>
+                    <a:blip r:embed="rId35"/>
                     <a:stretch>
                       <a:fillRect/>
                     </a:stretch>
@@ -1849,7 +2111,7 @@
                     <pic:cNvPicPr/>
                   </pic:nvPicPr>
                   <pic:blipFill>
-                    <a:blip r:embed="rId35"/>
+                    <a:blip r:embed="rId36"/>
                     <a:stretch>
                       <a:fillRect/>
                     </a:stretch>
@@ -1900,7 +2162,7 @@
                     <pic:cNvPicPr/>
                   </pic:nvPicPr>
                   <pic:blipFill>
-                    <a:blip r:embed="rId36"/>
+                    <a:blip r:embed="rId37"/>
                     <a:stretch>
                       <a:fillRect/>
                     </a:stretch>
@@ -2083,8 +2345,13 @@
       <w:r>
         <w:t>/</w:t>
       </w:r>
-      <w:r>
-        <w:t>Selectional Control</w:t>
+      <w:proofErr w:type="spellStart"/>
+      <w:r>
+        <w:t>Selectional</w:t>
+      </w:r>
+      <w:proofErr w:type="spellEnd"/>
+      <w:r>
+        <w:t xml:space="preserve"> Control</w:t>
       </w:r>
       <w:r>
         <w:t xml:space="preserve">/Decision </w:t>
@@ -2131,7 +2398,7 @@
                     <pic:cNvPicPr/>
                   </pic:nvPicPr>
                   <pic:blipFill>
-                    <a:blip r:embed="rId37"/>
+                    <a:blip r:embed="rId38"/>
                     <a:stretch>
                       <a:fillRect/>
                     </a:stretch>
@@ -2171,7 +2438,7 @@
                     <pic:cNvPicPr/>
                   </pic:nvPicPr>
                   <pic:blipFill>
-                    <a:blip r:embed="rId38"/>
+                    <a:blip r:embed="rId39"/>
                     <a:stretch>
                       <a:fillRect/>
                     </a:stretch>
@@ -2224,7 +2491,7 @@
                     <pic:cNvPicPr/>
                   </pic:nvPicPr>
                   <pic:blipFill>
-                    <a:blip r:embed="rId39"/>
+                    <a:blip r:embed="rId40"/>
                     <a:stretch>
                       <a:fillRect/>
                     </a:stretch>
@@ -2264,7 +2531,7 @@
                     <pic:cNvPicPr/>
                   </pic:nvPicPr>
                   <pic:blipFill>
-                    <a:blip r:embed="rId40"/>
+                    <a:blip r:embed="rId41"/>
                     <a:stretch>
                       <a:fillRect/>
                     </a:stretch>
@@ -2314,7 +2581,7 @@
                     <pic:cNvPicPr/>
                   </pic:nvPicPr>
                   <pic:blipFill>
-                    <a:blip r:embed="rId41"/>
+                    <a:blip r:embed="rId42"/>
                     <a:stretch>
                       <a:fillRect/>
                     </a:stretch>
@@ -2383,7 +2650,7 @@
                     <pic:cNvPicPr/>
                   </pic:nvPicPr>
                   <pic:blipFill>
-                    <a:blip r:embed="rId42"/>
+                    <a:blip r:embed="rId43"/>
                     <a:stretch>
                       <a:fillRect/>
                     </a:stretch>
@@ -2446,7 +2713,7 @@
                     <pic:cNvPicPr/>
                   </pic:nvPicPr>
                   <pic:blipFill>
-                    <a:blip r:embed="rId43"/>
+                    <a:blip r:embed="rId44"/>
                     <a:stretch>
                       <a:fillRect/>
                     </a:stretch>
@@ -2486,7 +2753,7 @@
                     <pic:cNvPicPr/>
                   </pic:nvPicPr>
                   <pic:blipFill>
-                    <a:blip r:embed="rId44"/>
+                    <a:blip r:embed="rId45"/>
                     <a:stretch>
                       <a:fillRect/>
                     </a:stretch>
@@ -2528,7 +2795,7 @@
                     <pic:cNvPicPr/>
                   </pic:nvPicPr>
                   <pic:blipFill>
-                    <a:blip r:embed="rId45"/>
+                    <a:blip r:embed="rId46"/>
                     <a:stretch>
                       <a:fillRect/>
                     </a:stretch>
@@ -2612,7 +2879,7 @@
                     <pic:cNvPicPr/>
                   </pic:nvPicPr>
                   <pic:blipFill>
-                    <a:blip r:embed="rId46"/>
+                    <a:blip r:embed="rId47"/>
                     <a:stretch>
                       <a:fillRect/>
                     </a:stretch>
@@ -2680,7 +2947,7 @@
                     <pic:cNvPicPr/>
                   </pic:nvPicPr>
                   <pic:blipFill>
-                    <a:blip r:embed="rId47"/>
+                    <a:blip r:embed="rId48"/>
                     <a:stretch>
                       <a:fillRect/>
                     </a:stretch>
@@ -2749,7 +3016,7 @@
                     <pic:cNvPicPr/>
                   </pic:nvPicPr>
                   <pic:blipFill>
-                    <a:blip r:embed="rId48"/>
+                    <a:blip r:embed="rId49"/>
                     <a:stretch>
                       <a:fillRect/>
                     </a:stretch>
@@ -2915,8 +3182,13 @@
       <w:pPr>
         <w:pStyle w:val="Heading1"/>
       </w:pPr>
-      <w:r>
-        <w:t xml:space="preserve">One dimensional </w:t>
+      <w:proofErr w:type="gramStart"/>
+      <w:r>
+        <w:t>One dimensional</w:t>
+      </w:r>
+      <w:proofErr w:type="gramEnd"/>
+      <w:r>
+        <w:t xml:space="preserve"> </w:t>
       </w:r>
       <w:r>
         <w:t>Array</w:t>
@@ -2943,7 +3215,7 @@
                     <pic:cNvPicPr/>
                   </pic:nvPicPr>
                   <pic:blipFill>
-                    <a:blip r:embed="rId49"/>
+                    <a:blip r:embed="rId50"/>
                     <a:stretch>
                       <a:fillRect/>
                     </a:stretch>
@@ -3007,7 +3279,7 @@
                     <pic:cNvPicPr/>
                   </pic:nvPicPr>
                   <pic:blipFill>
-                    <a:blip r:embed="rId50"/>
+                    <a:blip r:embed="rId51"/>
                     <a:stretch>
                       <a:fillRect/>
                     </a:stretch>
@@ -3100,18 +3372,41 @@
         <w:t xml:space="preserve"> is used to use already define variable</w:t>
       </w:r>
       <w:r>
-        <w:t>(ex-this.price)</w:t>
-      </w:r>
-    </w:p>
-    <w:p>
-      <w:r>
-        <w:t>Note : By convention class</w:t>
-      </w:r>
-      <w:r>
-        <w:t xml:space="preserve"> first letter of </w:t>
-      </w:r>
-      <w:r>
-        <w:t xml:space="preserve"> name is written in capital letter</w:t>
+        <w:t>(ex-</w:t>
+      </w:r>
+      <w:proofErr w:type="spellStart"/>
+      <w:proofErr w:type="gramStart"/>
+      <w:r>
+        <w:t>this.price</w:t>
+      </w:r>
+      <w:proofErr w:type="spellEnd"/>
+      <w:proofErr w:type="gramEnd"/>
+      <w:r>
+        <w:t>)</w:t>
+      </w:r>
+    </w:p>
+    <w:p>
+      <w:proofErr w:type="gramStart"/>
+      <w:r>
+        <w:t>Note :</w:t>
+      </w:r>
+      <w:proofErr w:type="gramEnd"/>
+      <w:r>
+        <w:t xml:space="preserve"> By convention class</w:t>
+      </w:r>
+      <w:r>
+        <w:t xml:space="preserve"> first letter </w:t>
+      </w:r>
+      <w:proofErr w:type="gramStart"/>
+      <w:r>
+        <w:t xml:space="preserve">of </w:t>
+      </w:r>
+      <w:r>
+        <w:t xml:space="preserve"> name</w:t>
+      </w:r>
+      <w:proofErr w:type="gramEnd"/>
+      <w:r>
+        <w:t xml:space="preserve"> is written in capital letter</w:t>
       </w:r>
     </w:p>
     <w:p>
@@ -3143,7 +3438,7 @@
                     <pic:cNvPicPr/>
                   </pic:nvPicPr>
                   <pic:blipFill>
-                    <a:blip r:embed="rId51"/>
+                    <a:blip r:embed="rId52"/>
                     <a:stretch>
                       <a:fillRect/>
                     </a:stretch>
@@ -3193,7 +3488,7 @@
                     <pic:cNvPicPr/>
                   </pic:nvPicPr>
                   <pic:blipFill>
-                    <a:blip r:embed="rId52"/>
+                    <a:blip r:embed="rId53"/>
                     <a:stretch>
                       <a:fillRect/>
                     </a:stretch>
@@ -3233,7 +3528,7 @@
                     <pic:cNvPicPr/>
                   </pic:nvPicPr>
                   <pic:blipFill>
-                    <a:blip r:embed="rId53"/>
+                    <a:blip r:embed="rId54"/>
                     <a:stretch>
                       <a:fillRect/>
                     </a:stretch>
@@ -3262,7 +3557,39 @@
         <w:t>Static keyword</w:t>
       </w:r>
       <w:r>
-        <w:t>: used to share the same variable or method of a given class ex-static property, static function, static blocks, static nested (class class A {     class B{   }      } )</w:t>
+        <w:t xml:space="preserve">: used to share the same variable or method of a given class ex-static property, static function, static blocks, static nested (class </w:t>
+      </w:r>
+      <w:proofErr w:type="spellStart"/>
+      <w:r>
+        <w:t>class</w:t>
+      </w:r>
+      <w:proofErr w:type="spellEnd"/>
+      <w:r>
+        <w:t xml:space="preserve"> A </w:t>
+      </w:r>
+      <w:proofErr w:type="gramStart"/>
+      <w:r>
+        <w:t xml:space="preserve">{  </w:t>
+      </w:r>
+      <w:proofErr w:type="gramEnd"/>
+      <w:r>
+        <w:t xml:space="preserve">   class </w:t>
+      </w:r>
+      <w:proofErr w:type="gramStart"/>
+      <w:r>
+        <w:t xml:space="preserve">B{  </w:t>
+      </w:r>
+      <w:proofErr w:type="gramEnd"/>
+      <w:r>
+        <w:t xml:space="preserve"> }    </w:t>
+      </w:r>
+      <w:proofErr w:type="gramStart"/>
+      <w:r>
+        <w:t xml:space="preserve">  }</w:t>
+      </w:r>
+      <w:proofErr w:type="gramEnd"/>
+      <w:r>
+        <w:t xml:space="preserve"> )</w:t>
       </w:r>
     </w:p>
     <w:p>
@@ -3308,7 +3635,7 @@
                     <pic:cNvPicPr/>
                   </pic:nvPicPr>
                   <pic:blipFill>
-                    <a:blip r:embed="rId54"/>
+                    <a:blip r:embed="rId55"/>
                     <a:stretch>
                       <a:fillRect/>
                     </a:stretch>
@@ -3358,7 +3685,7 @@
                     <pic:cNvPicPr/>
                   </pic:nvPicPr>
                   <pic:blipFill>
-                    <a:blip r:embed="rId55"/>
+                    <a:blip r:embed="rId56"/>
                     <a:stretch>
                       <a:fillRect/>
                     </a:stretch>
@@ -3416,7 +3743,7 @@
                     <pic:cNvPicPr/>
                   </pic:nvPicPr>
                   <pic:blipFill>
-                    <a:blip r:embed="rId56"/>
+                    <a:blip r:embed="rId57"/>
                     <a:stretch>
                       <a:fillRect/>
                     </a:stretch>
@@ -3470,7 +3797,7 @@
                     <pic:cNvPicPr/>
                   </pic:nvPicPr>
                   <pic:blipFill>
-                    <a:blip r:embed="rId57"/>
+                    <a:blip r:embed="rId58"/>
                     <a:stretch>
                       <a:fillRect/>
                     </a:stretch>
@@ -3527,7 +3854,7 @@
                     <pic:cNvPicPr/>
                   </pic:nvPicPr>
                   <pic:blipFill rotWithShape="1">
-                    <a:blip r:embed="rId58"/>
+                    <a:blip r:embed="rId59"/>
                     <a:srcRect b="57434"/>
                     <a:stretch/>
                   </pic:blipFill>
@@ -3576,7 +3903,7 @@
                     <pic:cNvPicPr/>
                   </pic:nvPicPr>
                   <pic:blipFill>
-                    <a:blip r:embed="rId59"/>
+                    <a:blip r:embed="rId60"/>
                     <a:stretch>
                       <a:fillRect/>
                     </a:stretch>
@@ -3645,7 +3972,7 @@
                     <pic:cNvPicPr/>
                   </pic:nvPicPr>
                   <pic:blipFill>
-                    <a:blip r:embed="rId60"/>
+                    <a:blip r:embed="rId61"/>
                     <a:stretch>
                       <a:fillRect/>
                     </a:stretch>
@@ -3707,7 +4034,7 @@
                     <pic:cNvPicPr/>
                   </pic:nvPicPr>
                   <pic:blipFill>
-                    <a:blip r:embed="rId61"/>
+                    <a:blip r:embed="rId62"/>
                     <a:stretch>
                       <a:fillRect/>
                     </a:stretch>
@@ -3778,7 +4105,7 @@
                     <pic:cNvPicPr/>
                   </pic:nvPicPr>
                   <pic:blipFill>
-                    <a:blip r:embed="rId62"/>
+                    <a:blip r:embed="rId63"/>
                     <a:stretch>
                       <a:fillRect/>
                     </a:stretch>
@@ -3843,7 +4170,7 @@
                     <pic:cNvPicPr/>
                   </pic:nvPicPr>
                   <pic:blipFill>
-                    <a:blip r:embed="rId63"/>
+                    <a:blip r:embed="rId64"/>
                     <a:stretch>
                       <a:fillRect/>
                     </a:stretch>
@@ -3873,7 +4200,15 @@
         <w:t>inheritance</w:t>
       </w:r>
       <w:r>
-        <w:t xml:space="preserve"> is not supported by  java but can be implement</w:t>
+        <w:t xml:space="preserve"> is not supported </w:t>
+      </w:r>
+      <w:proofErr w:type="gramStart"/>
+      <w:r>
+        <w:t>by  java</w:t>
+      </w:r>
+      <w:proofErr w:type="gramEnd"/>
+      <w:r>
+        <w:t xml:space="preserve"> but can be implement</w:t>
       </w:r>
       <w:r>
         <w:t xml:space="preserve"> using </w:t>
@@ -3903,7 +4238,7 @@
                     <pic:cNvPicPr/>
                   </pic:nvPicPr>
                   <pic:blipFill>
-                    <a:blip r:embed="rId64"/>
+                    <a:blip r:embed="rId65"/>
                     <a:stretch>
                       <a:fillRect/>
                     </a:stretch>
@@ -3945,7 +4280,7 @@
                     <pic:cNvPicPr/>
                   </pic:nvPicPr>
                   <pic:blipFill>
-                    <a:blip r:embed="rId65"/>
+                    <a:blip r:embed="rId66"/>
                     <a:stretch>
                       <a:fillRect/>
                     </a:stretch>
@@ -3972,6 +4307,9 @@
     <w:p/>
     <w:p>
       <w:r>
+        <w:rPr>
+          <w:noProof/>
+        </w:rPr>
         <w:lastRenderedPageBreak/>
         <w:drawing>
           <wp:inline distT="0" distB="0" distL="0" distR="0" wp14:anchorId="5766D0BE" wp14:editId="3CC5D9F7">
@@ -3989,7 +4327,7 @@
                     <pic:cNvPicPr/>
                   </pic:nvPicPr>
                   <pic:blipFill>
-                    <a:blip r:embed="rId66"/>
+                    <a:blip r:embed="rId67"/>
                     <a:stretch>
                       <a:fillRect/>
                     </a:stretch>
@@ -4081,7 +4419,7 @@
                     <pic:cNvPicPr/>
                   </pic:nvPicPr>
                   <pic:blipFill>
-                    <a:blip r:embed="rId67"/>
+                    <a:blip r:embed="rId68"/>
                     <a:stretch>
                       <a:fillRect/>
                     </a:stretch>
@@ -4136,10 +4474,23 @@
         <w:t xml:space="preserve"> </w:t>
       </w:r>
       <w:r>
-        <w:t>to store vriable ,</w:t>
-      </w:r>
-      <w:r>
-        <w:t>in arr</w:t>
+        <w:t xml:space="preserve">to store </w:t>
+      </w:r>
+      <w:proofErr w:type="spellStart"/>
+      <w:proofErr w:type="gramStart"/>
+      <w:r>
+        <w:t>vriable</w:t>
+      </w:r>
+      <w:proofErr w:type="spellEnd"/>
+      <w:r>
+        <w:t xml:space="preserve"> ,</w:t>
+      </w:r>
+      <w:r>
+        <w:t>in</w:t>
+      </w:r>
+      <w:proofErr w:type="gramEnd"/>
+      <w:r>
+        <w:t xml:space="preserve"> arr</w:t>
       </w:r>
       <w:r>
         <w:t>a</w:t>
@@ -4157,7 +4508,15 @@
         <w:t xml:space="preserve"> then</w:t>
       </w:r>
       <w:r>
-        <w:t xml:space="preserve"> it double the size</w:t>
+        <w:t xml:space="preserve"> it </w:t>
+      </w:r>
+      <w:proofErr w:type="gramStart"/>
+      <w:r>
+        <w:t>double</w:t>
+      </w:r>
+      <w:proofErr w:type="gramEnd"/>
+      <w:r>
+        <w:t xml:space="preserve"> the size</w:t>
       </w:r>
     </w:p>
     <w:p>
@@ -4185,7 +4544,7 @@
                     <pic:cNvPicPr/>
                   </pic:nvPicPr>
                   <pic:blipFill>
-                    <a:blip r:embed="rId68"/>
+                    <a:blip r:embed="rId69"/>
                     <a:stretch>
                       <a:fillRect/>
                     </a:stretch>
@@ -4239,7 +4598,7 @@
                     <pic:cNvPicPr/>
                   </pic:nvPicPr>
                   <pic:blipFill>
-                    <a:blip r:embed="rId69"/>
+                    <a:blip r:embed="rId70"/>
                     <a:stretch>
                       <a:fillRect/>
                     </a:stretch>
@@ -4306,7 +4665,7 @@
                     <pic:cNvPicPr/>
                   </pic:nvPicPr>
                   <pic:blipFill>
-                    <a:blip r:embed="rId70"/>
+                    <a:blip r:embed="rId71"/>
                     <a:stretch>
                       <a:fillRect/>
                     </a:stretch>
@@ -4360,7 +4719,7 @@
                     <pic:cNvPicPr/>
                   </pic:nvPicPr>
                   <pic:blipFill>
-                    <a:blip r:embed="rId71"/>
+                    <a:blip r:embed="rId72"/>
                     <a:stretch>
                       <a:fillRect/>
                     </a:stretch>
@@ -4420,7 +4779,7 @@
                     <pic:cNvPicPr/>
                   </pic:nvPicPr>
                   <pic:blipFill>
-                    <a:blip r:embed="rId72"/>
+                    <a:blip r:embed="rId73"/>
                     <a:stretch>
                       <a:fillRect/>
                     </a:stretch>
@@ -4474,7 +4833,7 @@
                     <pic:cNvPicPr/>
                   </pic:nvPicPr>
                   <pic:blipFill>
-                    <a:blip r:embed="rId73"/>
+                    <a:blip r:embed="rId74"/>
                     <a:stretch>
                       <a:fillRect/>
                     </a:stretch>
@@ -4539,7 +4898,7 @@
                     <pic:cNvPicPr/>
                   </pic:nvPicPr>
                   <pic:blipFill>
-                    <a:blip r:embed="rId74"/>
+                    <a:blip r:embed="rId75"/>
                     <a:stretch>
                       <a:fillRect/>
                     </a:stretch>
@@ -4613,7 +4972,7 @@
                     <pic:cNvPicPr/>
                   </pic:nvPicPr>
                   <pic:blipFill rotWithShape="1">
-                    <a:blip r:embed="rId75"/>
+                    <a:blip r:embed="rId76"/>
                     <a:srcRect r="23407"/>
                     <a:stretch/>
                   </pic:blipFill>
@@ -4660,7 +5019,7 @@
                     <pic:cNvPicPr/>
                   </pic:nvPicPr>
                   <pic:blipFill>
-                    <a:blip r:embed="rId76"/>
+                    <a:blip r:embed="rId77"/>
                     <a:stretch>
                       <a:fillRect/>
                     </a:stretch>
@@ -4706,7 +5065,7 @@
                     <pic:cNvPicPr/>
                   </pic:nvPicPr>
                   <pic:blipFill>
-                    <a:blip r:embed="rId77"/>
+                    <a:blip r:embed="rId78"/>
                     <a:stretch>
                       <a:fillRect/>
                     </a:stretch>
@@ -4758,12 +5117,12 @@
       </w:pPr>
     </w:p>
     <w:sectPr>
-      <w:headerReference w:type="even" r:id="rId78"/>
-      <w:headerReference w:type="default" r:id="rId79"/>
-      <w:footerReference w:type="even" r:id="rId80"/>
-      <w:footerReference w:type="default" r:id="rId81"/>
-      <w:headerReference w:type="first" r:id="rId82"/>
-      <w:footerReference w:type="first" r:id="rId83"/>
+      <w:headerReference w:type="even" r:id="rId79"/>
+      <w:headerReference w:type="default" r:id="rId80"/>
+      <w:footerReference w:type="even" r:id="rId81"/>
+      <w:footerReference w:type="default" r:id="rId82"/>
+      <w:headerReference w:type="first" r:id="rId83"/>
+      <w:footerReference w:type="first" r:id="rId84"/>
       <w:pgSz w:w="11906" w:h="16838"/>
       <w:pgMar w:top="1440" w:right="1440" w:bottom="1440" w:left="1440" w:header="708" w:footer="708" w:gutter="0"/>
       <w:pgBorders w:offsetFrom="page">
@@ -4780,7 +5139,7 @@
 </file>
 
 <file path=word/endnotes.xml><?xml version="1.0" encoding="utf-8"?>
-<w:endnotes xmlns:wpc="http://schemas.microsoft.com/office/word/2010/wordprocessingCanvas" xmlns:cx="http://schemas.microsoft.com/office/drawing/2014/chartex" xmlns:cx1="http://schemas.microsoft.com/office/drawing/2015/9/8/chartex" xmlns:cx2="http://schemas.microsoft.com/office/drawing/2015/10/21/chartex" xmlns:cx3="http://schemas.microsoft.com/office/drawing/2016/5/9/chartex" xmlns:cx4="http://schemas.microsoft.com/office/drawing/2016/5/10/chartex" xmlns:cx5="http://schemas.microsoft.com/office/drawing/2016/5/11/chartex" xmlns:cx6="http://schemas.microsoft.com/office/drawing/2016/5/12/chartex" xmlns:cx7="http://schemas.microsoft.com/office/drawing/2016/5/13/chartex" xmlns:cx8="http://schemas.microsoft.com/office/drawing/2016/5/14/chartex" xmlns:mc="http://schemas.openxmlformats.org/markup-compatibility/2006" xmlns:aink="http://schemas.microsoft.com/office/drawing/2016/ink" xmlns:am3d="http://schemas.microsoft.com/office/drawing/2017/model3d" xmlns:o="urn:schemas-microsoft-com:office:office" xmlns:oel="http://schemas.microsoft.com/office/2019/extlst" xmlns:r="http://schemas.openxmlformats.org/officeDocument/2006/relationships" xmlns:m="http://schemas.openxmlformats.org/officeDocument/2006/math" xmlns:v="urn:schemas-microsoft-com:vml" xmlns:wp14="http://schemas.microsoft.com/office/word/2010/wordprocessingDrawing" xmlns:wp="http://schemas.openxmlformats.org/drawingml/2006/wordprocessingDrawing" xmlns:w10="urn:schemas-microsoft-com:office:word" xmlns:w="http://schemas.openxmlformats.org/wordprocessingml/2006/main" xmlns:w14="http://schemas.microsoft.com/office/word/2010/wordml" xmlns:w15="http://schemas.microsoft.com/office/word/2012/wordml" xmlns:w16cex="http://schemas.microsoft.com/office/word/2018/wordml/cex" xmlns:w16cid="http://schemas.microsoft.com/office/word/2016/wordml/cid" xmlns:w16="http://schemas.microsoft.com/office/word/2018/wordml" xmlns:w16sdtdh="http://schemas.microsoft.com/office/word/2020/wordml/sdtdatahash" xmlns:w16se="http://schemas.microsoft.com/office/word/2015/wordml/symex" xmlns:wpg="http://schemas.microsoft.com/office/word/2010/wordprocessingGroup" xmlns:wpi="http://schemas.microsoft.com/office/word/2010/wordprocessingInk" xmlns:wne="http://schemas.microsoft.com/office/word/2006/wordml" xmlns:wps="http://schemas.microsoft.com/office/word/2010/wordprocessingShape" mc:Ignorable="w14 w15 w16se w16cid w16 w16cex w16sdtdh wp14">
+<w:endnotes xmlns:wpc="http://schemas.microsoft.com/office/word/2010/wordprocessingCanvas" xmlns:cx="http://schemas.microsoft.com/office/drawing/2014/chartex" xmlns:cx1="http://schemas.microsoft.com/office/drawing/2015/9/8/chartex" xmlns:cx2="http://schemas.microsoft.com/office/drawing/2015/10/21/chartex" xmlns:cx3="http://schemas.microsoft.com/office/drawing/2016/5/9/chartex" xmlns:cx4="http://schemas.microsoft.com/office/drawing/2016/5/10/chartex" xmlns:cx5="http://schemas.microsoft.com/office/drawing/2016/5/11/chartex" xmlns:cx6="http://schemas.microsoft.com/office/drawing/2016/5/12/chartex" xmlns:cx7="http://schemas.microsoft.com/office/drawing/2016/5/13/chartex" xmlns:cx8="http://schemas.microsoft.com/office/drawing/2016/5/14/chartex" xmlns:mc="http://schemas.openxmlformats.org/markup-compatibility/2006" xmlns:aink="http://schemas.microsoft.com/office/drawing/2016/ink" xmlns:am3d="http://schemas.microsoft.com/office/drawing/2017/model3d" xmlns:o="urn:schemas-microsoft-com:office:office" xmlns:oel="http://schemas.microsoft.com/office/2019/extlst" xmlns:r="http://schemas.openxmlformats.org/officeDocument/2006/relationships" xmlns:m="http://schemas.openxmlformats.org/officeDocument/2006/math" xmlns:v="urn:schemas-microsoft-com:vml" xmlns:wp14="http://schemas.microsoft.com/office/word/2010/wordprocessingDrawing" xmlns:wp="http://schemas.openxmlformats.org/drawingml/2006/wordprocessingDrawing" xmlns:w10="urn:schemas-microsoft-com:office:word" xmlns:w="http://schemas.openxmlformats.org/wordprocessingml/2006/main" xmlns:w14="http://schemas.microsoft.com/office/word/2010/wordml" xmlns:w15="http://schemas.microsoft.com/office/word/2012/wordml" xmlns:w16cex="http://schemas.microsoft.com/office/word/2018/wordml/cex" xmlns:w16cid="http://schemas.microsoft.com/office/word/2016/wordml/cid" xmlns:w16="http://schemas.microsoft.com/office/word/2018/wordml" xmlns:w16du="http://schemas.microsoft.com/office/word/2023/wordml/word16du" xmlns:w16sdtdh="http://schemas.microsoft.com/office/word/2020/wordml/sdtdatahash" xmlns:w16sdtfl="http://schemas.microsoft.com/office/word/2024/wordml/sdtformatlock" xmlns:w16se="http://schemas.microsoft.com/office/word/2015/wordml/symex" xmlns:wpg="http://schemas.microsoft.com/office/word/2010/wordprocessingGroup" xmlns:wpi="http://schemas.microsoft.com/office/word/2010/wordprocessingInk" xmlns:wne="http://schemas.microsoft.com/office/word/2006/wordml" xmlns:wps="http://schemas.microsoft.com/office/word/2010/wordprocessingShape" mc:Ignorable="w14 w15 w16se w16cid w16 w16cex w16sdtdh w16sdtfl w16du wp14">
   <w:endnote w:type="separator" w:id="-1">
     <w:p>
       <w:pPr>
@@ -4812,7 +5171,7 @@
 </file>
 
 <file path=word/footer1.xml><?xml version="1.0" encoding="utf-8"?>
-<w:ftr xmlns:wpc="http://schemas.microsoft.com/office/word/2010/wordprocessingCanvas" xmlns:cx="http://schemas.microsoft.com/office/drawing/2014/chartex" xmlns:cx1="http://schemas.microsoft.com/office/drawing/2015/9/8/chartex" xmlns:cx2="http://schemas.microsoft.com/office/drawing/2015/10/21/chartex" xmlns:cx3="http://schemas.microsoft.com/office/drawing/2016/5/9/chartex" xmlns:cx4="http://schemas.microsoft.com/office/drawing/2016/5/10/chartex" xmlns:cx5="http://schemas.microsoft.com/office/drawing/2016/5/11/chartex" xmlns:cx6="http://schemas.microsoft.com/office/drawing/2016/5/12/chartex" xmlns:cx7="http://schemas.microsoft.com/office/drawing/2016/5/13/chartex" xmlns:cx8="http://schemas.microsoft.com/office/drawing/2016/5/14/chartex" xmlns:mc="http://schemas.openxmlformats.org/markup-compatibility/2006" xmlns:aink="http://schemas.microsoft.com/office/drawing/2016/ink" xmlns:am3d="http://schemas.microsoft.com/office/drawing/2017/model3d" xmlns:o="urn:schemas-microsoft-com:office:office" xmlns:oel="http://schemas.microsoft.com/office/2019/extlst" xmlns:r="http://schemas.openxmlformats.org/officeDocument/2006/relationships" xmlns:m="http://schemas.openxmlformats.org/officeDocument/2006/math" xmlns:v="urn:schemas-microsoft-com:vml" xmlns:wp14="http://schemas.microsoft.com/office/word/2010/wordprocessingDrawing" xmlns:wp="http://schemas.openxmlformats.org/drawingml/2006/wordprocessingDrawing" xmlns:w10="urn:schemas-microsoft-com:office:word" xmlns:w="http://schemas.openxmlformats.org/wordprocessingml/2006/main" xmlns:w14="http://schemas.microsoft.com/office/word/2010/wordml" xmlns:w15="http://schemas.microsoft.com/office/word/2012/wordml" xmlns:w16cex="http://schemas.microsoft.com/office/word/2018/wordml/cex" xmlns:w16cid="http://schemas.microsoft.com/office/word/2016/wordml/cid" xmlns:w16="http://schemas.microsoft.com/office/word/2018/wordml" xmlns:w16sdtdh="http://schemas.microsoft.com/office/word/2020/wordml/sdtdatahash" xmlns:w16se="http://schemas.microsoft.com/office/word/2015/wordml/symex" xmlns:wpg="http://schemas.microsoft.com/office/word/2010/wordprocessingGroup" xmlns:wpi="http://schemas.microsoft.com/office/word/2010/wordprocessingInk" xmlns:wne="http://schemas.microsoft.com/office/word/2006/wordml" xmlns:wps="http://schemas.microsoft.com/office/word/2010/wordprocessingShape" mc:Ignorable="w14 w15 w16se w16cid w16 w16cex w16sdtdh wp14">
+<w:ftr xmlns:wpc="http://schemas.microsoft.com/office/word/2010/wordprocessingCanvas" xmlns:cx="http://schemas.microsoft.com/office/drawing/2014/chartex" xmlns:cx1="http://schemas.microsoft.com/office/drawing/2015/9/8/chartex" xmlns:cx2="http://schemas.microsoft.com/office/drawing/2015/10/21/chartex" xmlns:cx3="http://schemas.microsoft.com/office/drawing/2016/5/9/chartex" xmlns:cx4="http://schemas.microsoft.com/office/drawing/2016/5/10/chartex" xmlns:cx5="http://schemas.microsoft.com/office/drawing/2016/5/11/chartex" xmlns:cx6="http://schemas.microsoft.com/office/drawing/2016/5/12/chartex" xmlns:cx7="http://schemas.microsoft.com/office/drawing/2016/5/13/chartex" xmlns:cx8="http://schemas.microsoft.com/office/drawing/2016/5/14/chartex" xmlns:mc="http://schemas.openxmlformats.org/markup-compatibility/2006" xmlns:aink="http://schemas.microsoft.com/office/drawing/2016/ink" xmlns:am3d="http://schemas.microsoft.com/office/drawing/2017/model3d" xmlns:o="urn:schemas-microsoft-com:office:office" xmlns:oel="http://schemas.microsoft.com/office/2019/extlst" xmlns:r="http://schemas.openxmlformats.org/officeDocument/2006/relationships" xmlns:m="http://schemas.openxmlformats.org/officeDocument/2006/math" xmlns:v="urn:schemas-microsoft-com:vml" xmlns:wp14="http://schemas.microsoft.com/office/word/2010/wordprocessingDrawing" xmlns:wp="http://schemas.openxmlformats.org/drawingml/2006/wordprocessingDrawing" xmlns:w10="urn:schemas-microsoft-com:office:word" xmlns:w="http://schemas.openxmlformats.org/wordprocessingml/2006/main" xmlns:w14="http://schemas.microsoft.com/office/word/2010/wordml" xmlns:w15="http://schemas.microsoft.com/office/word/2012/wordml" xmlns:w16cex="http://schemas.microsoft.com/office/word/2018/wordml/cex" xmlns:w16cid="http://schemas.microsoft.com/office/word/2016/wordml/cid" xmlns:w16="http://schemas.microsoft.com/office/word/2018/wordml" xmlns:w16du="http://schemas.microsoft.com/office/word/2023/wordml/word16du" xmlns:w16sdtdh="http://schemas.microsoft.com/office/word/2020/wordml/sdtdatahash" xmlns:w16sdtfl="http://schemas.microsoft.com/office/word/2024/wordml/sdtformatlock" xmlns:w16se="http://schemas.microsoft.com/office/word/2015/wordml/symex" xmlns:wpg="http://schemas.microsoft.com/office/word/2010/wordprocessingGroup" xmlns:wpi="http://schemas.microsoft.com/office/word/2010/wordprocessingInk" xmlns:wne="http://schemas.microsoft.com/office/word/2006/wordml" xmlns:wps="http://schemas.microsoft.com/office/word/2010/wordprocessingShape" mc:Ignorable="w14 w15 w16se w16cid w16 w16cex w16sdtdh w16sdtfl w16du wp14">
   <w:p>
     <w:pPr>
       <w:pStyle w:val="Footer"/>
@@ -4822,7 +5181,7 @@
 </file>
 
 <file path=word/footer2.xml><?xml version="1.0" encoding="utf-8"?>
-<w:ftr xmlns:wpc="http://schemas.microsoft.com/office/word/2010/wordprocessingCanvas" xmlns:cx="http://schemas.microsoft.com/office/drawing/2014/chartex" xmlns:cx1="http://schemas.microsoft.com/office/drawing/2015/9/8/chartex" xmlns:cx2="http://schemas.microsoft.com/office/drawing/2015/10/21/chartex" xmlns:cx3="http://schemas.microsoft.com/office/drawing/2016/5/9/chartex" xmlns:cx4="http://schemas.microsoft.com/office/drawing/2016/5/10/chartex" xmlns:cx5="http://schemas.microsoft.com/office/drawing/2016/5/11/chartex" xmlns:cx6="http://schemas.microsoft.com/office/drawing/2016/5/12/chartex" xmlns:cx7="http://schemas.microsoft.com/office/drawing/2016/5/13/chartex" xmlns:cx8="http://schemas.microsoft.com/office/drawing/2016/5/14/chartex" xmlns:mc="http://schemas.openxmlformats.org/markup-compatibility/2006" xmlns:aink="http://schemas.microsoft.com/office/drawing/2016/ink" xmlns:am3d="http://schemas.microsoft.com/office/drawing/2017/model3d" xmlns:o="urn:schemas-microsoft-com:office:office" xmlns:oel="http://schemas.microsoft.com/office/2019/extlst" xmlns:r="http://schemas.openxmlformats.org/officeDocument/2006/relationships" xmlns:m="http://schemas.openxmlformats.org/officeDocument/2006/math" xmlns:v="urn:schemas-microsoft-com:vml" xmlns:wp14="http://schemas.microsoft.com/office/word/2010/wordprocessingDrawing" xmlns:wp="http://schemas.openxmlformats.org/drawingml/2006/wordprocessingDrawing" xmlns:w10="urn:schemas-microsoft-com:office:word" xmlns:w="http://schemas.openxmlformats.org/wordprocessingml/2006/main" xmlns:w14="http://schemas.microsoft.com/office/word/2010/wordml" xmlns:w15="http://schemas.microsoft.com/office/word/2012/wordml" xmlns:w16cex="http://schemas.microsoft.com/office/word/2018/wordml/cex" xmlns:w16cid="http://schemas.microsoft.com/office/word/2016/wordml/cid" xmlns:w16="http://schemas.microsoft.com/office/word/2018/wordml" xmlns:w16sdtdh="http://schemas.microsoft.com/office/word/2020/wordml/sdtdatahash" xmlns:w16se="http://schemas.microsoft.com/office/word/2015/wordml/symex" xmlns:wpg="http://schemas.microsoft.com/office/word/2010/wordprocessingGroup" xmlns:wpi="http://schemas.microsoft.com/office/word/2010/wordprocessingInk" xmlns:wne="http://schemas.microsoft.com/office/word/2006/wordml" xmlns:wps="http://schemas.microsoft.com/office/word/2010/wordprocessingShape" mc:Ignorable="w14 w15 w16se w16cid w16 w16cex w16sdtdh wp14">
+<w:ftr xmlns:wpc="http://schemas.microsoft.com/office/word/2010/wordprocessingCanvas" xmlns:cx="http://schemas.microsoft.com/office/drawing/2014/chartex" xmlns:cx1="http://schemas.microsoft.com/office/drawing/2015/9/8/chartex" xmlns:cx2="http://schemas.microsoft.com/office/drawing/2015/10/21/chartex" xmlns:cx3="http://schemas.microsoft.com/office/drawing/2016/5/9/chartex" xmlns:cx4="http://schemas.microsoft.com/office/drawing/2016/5/10/chartex" xmlns:cx5="http://schemas.microsoft.com/office/drawing/2016/5/11/chartex" xmlns:cx6="http://schemas.microsoft.com/office/drawing/2016/5/12/chartex" xmlns:cx7="http://schemas.microsoft.com/office/drawing/2016/5/13/chartex" xmlns:cx8="http://schemas.microsoft.com/office/drawing/2016/5/14/chartex" xmlns:mc="http://schemas.openxmlformats.org/markup-compatibility/2006" xmlns:aink="http://schemas.microsoft.com/office/drawing/2016/ink" xmlns:am3d="http://schemas.microsoft.com/office/drawing/2017/model3d" xmlns:o="urn:schemas-microsoft-com:office:office" xmlns:oel="http://schemas.microsoft.com/office/2019/extlst" xmlns:r="http://schemas.openxmlformats.org/officeDocument/2006/relationships" xmlns:m="http://schemas.openxmlformats.org/officeDocument/2006/math" xmlns:v="urn:schemas-microsoft-com:vml" xmlns:wp14="http://schemas.microsoft.com/office/word/2010/wordprocessingDrawing" xmlns:wp="http://schemas.openxmlformats.org/drawingml/2006/wordprocessingDrawing" xmlns:w10="urn:schemas-microsoft-com:office:word" xmlns:w="http://schemas.openxmlformats.org/wordprocessingml/2006/main" xmlns:w14="http://schemas.microsoft.com/office/word/2010/wordml" xmlns:w15="http://schemas.microsoft.com/office/word/2012/wordml" xmlns:w16cex="http://schemas.microsoft.com/office/word/2018/wordml/cex" xmlns:w16cid="http://schemas.microsoft.com/office/word/2016/wordml/cid" xmlns:w16="http://schemas.microsoft.com/office/word/2018/wordml" xmlns:w16du="http://schemas.microsoft.com/office/word/2023/wordml/word16du" xmlns:w16sdtdh="http://schemas.microsoft.com/office/word/2020/wordml/sdtdatahash" xmlns:w16sdtfl="http://schemas.microsoft.com/office/word/2024/wordml/sdtformatlock" xmlns:w16se="http://schemas.microsoft.com/office/word/2015/wordml/symex" xmlns:wpg="http://schemas.microsoft.com/office/word/2010/wordprocessingGroup" xmlns:wpi="http://schemas.microsoft.com/office/word/2010/wordprocessingInk" xmlns:wne="http://schemas.microsoft.com/office/word/2006/wordml" xmlns:wps="http://schemas.microsoft.com/office/word/2010/wordprocessingShape" mc:Ignorable="w14 w15 w16se w16cid w16 w16cex w16sdtdh w16sdtfl w16du wp14">
   <w:tbl>
     <w:tblPr>
       <w:tblW w:w="5000" w:type="pct"/>
@@ -4909,7 +5268,6 @@
           <w:tc>
             <w:tcPr>
               <w:tcW w:w="4686" w:type="dxa"/>
-              <w:shd w:val="clear" w:color="auto" w:fill="auto"/>
               <w:vAlign w:val="center"/>
             </w:tcPr>
             <w:p>
@@ -4936,7 +5294,6 @@
       <w:tc>
         <w:tcPr>
           <w:tcW w:w="4674" w:type="dxa"/>
-          <w:shd w:val="clear" w:color="auto" w:fill="auto"/>
           <w:vAlign w:val="center"/>
         </w:tcPr>
         <w:p>
@@ -5005,7 +5362,7 @@
 </file>
 
 <file path=word/footer3.xml><?xml version="1.0" encoding="utf-8"?>
-<w:ftr xmlns:wpc="http://schemas.microsoft.com/office/word/2010/wordprocessingCanvas" xmlns:cx="http://schemas.microsoft.com/office/drawing/2014/chartex" xmlns:cx1="http://schemas.microsoft.com/office/drawing/2015/9/8/chartex" xmlns:cx2="http://schemas.microsoft.com/office/drawing/2015/10/21/chartex" xmlns:cx3="http://schemas.microsoft.com/office/drawing/2016/5/9/chartex" xmlns:cx4="http://schemas.microsoft.com/office/drawing/2016/5/10/chartex" xmlns:cx5="http://schemas.microsoft.com/office/drawing/2016/5/11/chartex" xmlns:cx6="http://schemas.microsoft.com/office/drawing/2016/5/12/chartex" xmlns:cx7="http://schemas.microsoft.com/office/drawing/2016/5/13/chartex" xmlns:cx8="http://schemas.microsoft.com/office/drawing/2016/5/14/chartex" xmlns:mc="http://schemas.openxmlformats.org/markup-compatibility/2006" xmlns:aink="http://schemas.microsoft.com/office/drawing/2016/ink" xmlns:am3d="http://schemas.microsoft.com/office/drawing/2017/model3d" xmlns:o="urn:schemas-microsoft-com:office:office" xmlns:oel="http://schemas.microsoft.com/office/2019/extlst" xmlns:r="http://schemas.openxmlformats.org/officeDocument/2006/relationships" xmlns:m="http://schemas.openxmlformats.org/officeDocument/2006/math" xmlns:v="urn:schemas-microsoft-com:vml" xmlns:wp14="http://schemas.microsoft.com/office/word/2010/wordprocessingDrawing" xmlns:wp="http://schemas.openxmlformats.org/drawingml/2006/wordprocessingDrawing" xmlns:w10="urn:schemas-microsoft-com:office:word" xmlns:w="http://schemas.openxmlformats.org/wordprocessingml/2006/main" xmlns:w14="http://schemas.microsoft.com/office/word/2010/wordml" xmlns:w15="http://schemas.microsoft.com/office/word/2012/wordml" xmlns:w16cex="http://schemas.microsoft.com/office/word/2018/wordml/cex" xmlns:w16cid="http://schemas.microsoft.com/office/word/2016/wordml/cid" xmlns:w16="http://schemas.microsoft.com/office/word/2018/wordml" xmlns:w16sdtdh="http://schemas.microsoft.com/office/word/2020/wordml/sdtdatahash" xmlns:w16se="http://schemas.microsoft.com/office/word/2015/wordml/symex" xmlns:wpg="http://schemas.microsoft.com/office/word/2010/wordprocessingGroup" xmlns:wpi="http://schemas.microsoft.com/office/word/2010/wordprocessingInk" xmlns:wne="http://schemas.microsoft.com/office/word/2006/wordml" xmlns:wps="http://schemas.microsoft.com/office/word/2010/wordprocessingShape" mc:Ignorable="w14 w15 w16se w16cid w16 w16cex w16sdtdh wp14">
+<w:ftr xmlns:wpc="http://schemas.microsoft.com/office/word/2010/wordprocessingCanvas" xmlns:cx="http://schemas.microsoft.com/office/drawing/2014/chartex" xmlns:cx1="http://schemas.microsoft.com/office/drawing/2015/9/8/chartex" xmlns:cx2="http://schemas.microsoft.com/office/drawing/2015/10/21/chartex" xmlns:cx3="http://schemas.microsoft.com/office/drawing/2016/5/9/chartex" xmlns:cx4="http://schemas.microsoft.com/office/drawing/2016/5/10/chartex" xmlns:cx5="http://schemas.microsoft.com/office/drawing/2016/5/11/chartex" xmlns:cx6="http://schemas.microsoft.com/office/drawing/2016/5/12/chartex" xmlns:cx7="http://schemas.microsoft.com/office/drawing/2016/5/13/chartex" xmlns:cx8="http://schemas.microsoft.com/office/drawing/2016/5/14/chartex" xmlns:mc="http://schemas.openxmlformats.org/markup-compatibility/2006" xmlns:aink="http://schemas.microsoft.com/office/drawing/2016/ink" xmlns:am3d="http://schemas.microsoft.com/office/drawing/2017/model3d" xmlns:o="urn:schemas-microsoft-com:office:office" xmlns:oel="http://schemas.microsoft.com/office/2019/extlst" xmlns:r="http://schemas.openxmlformats.org/officeDocument/2006/relationships" xmlns:m="http://schemas.openxmlformats.org/officeDocument/2006/math" xmlns:v="urn:schemas-microsoft-com:vml" xmlns:wp14="http://schemas.microsoft.com/office/word/2010/wordprocessingDrawing" xmlns:wp="http://schemas.openxmlformats.org/drawingml/2006/wordprocessingDrawing" xmlns:w10="urn:schemas-microsoft-com:office:word" xmlns:w="http://schemas.openxmlformats.org/wordprocessingml/2006/main" xmlns:w14="http://schemas.microsoft.com/office/word/2010/wordml" xmlns:w15="http://schemas.microsoft.com/office/word/2012/wordml" xmlns:w16cex="http://schemas.microsoft.com/office/word/2018/wordml/cex" xmlns:w16cid="http://schemas.microsoft.com/office/word/2016/wordml/cid" xmlns:w16="http://schemas.microsoft.com/office/word/2018/wordml" xmlns:w16du="http://schemas.microsoft.com/office/word/2023/wordml/word16du" xmlns:w16sdtdh="http://schemas.microsoft.com/office/word/2020/wordml/sdtdatahash" xmlns:w16sdtfl="http://schemas.microsoft.com/office/word/2024/wordml/sdtformatlock" xmlns:w16se="http://schemas.microsoft.com/office/word/2015/wordml/symex" xmlns:wpg="http://schemas.microsoft.com/office/word/2010/wordprocessingGroup" xmlns:wpi="http://schemas.microsoft.com/office/word/2010/wordprocessingInk" xmlns:wne="http://schemas.microsoft.com/office/word/2006/wordml" xmlns:wps="http://schemas.microsoft.com/office/word/2010/wordprocessingShape" mc:Ignorable="w14 w15 w16se w16cid w16 w16cex w16sdtdh w16sdtfl w16du wp14">
   <w:p>
     <w:pPr>
       <w:pStyle w:val="Footer"/>
@@ -5015,7 +5372,7 @@
 </file>
 
 <file path=word/footnotes.xml><?xml version="1.0" encoding="utf-8"?>
-<w:footnotes xmlns:wpc="http://schemas.microsoft.com/office/word/2010/wordprocessingCanvas" xmlns:cx="http://schemas.microsoft.com/office/drawing/2014/chartex" xmlns:cx1="http://schemas.microsoft.com/office/drawing/2015/9/8/chartex" xmlns:cx2="http://schemas.microsoft.com/office/drawing/2015/10/21/chartex" xmlns:cx3="http://schemas.microsoft.com/office/drawing/2016/5/9/chartex" xmlns:cx4="http://schemas.microsoft.com/office/drawing/2016/5/10/chartex" xmlns:cx5="http://schemas.microsoft.com/office/drawing/2016/5/11/chartex" xmlns:cx6="http://schemas.microsoft.com/office/drawing/2016/5/12/chartex" xmlns:cx7="http://schemas.microsoft.com/office/drawing/2016/5/13/chartex" xmlns:cx8="http://schemas.microsoft.com/office/drawing/2016/5/14/chartex" xmlns:mc="http://schemas.openxmlformats.org/markup-compatibility/2006" xmlns:aink="http://schemas.microsoft.com/office/drawing/2016/ink" xmlns:am3d="http://schemas.microsoft.com/office/drawing/2017/model3d" xmlns:o="urn:schemas-microsoft-com:office:office" xmlns:oel="http://schemas.microsoft.com/office/2019/extlst" xmlns:r="http://schemas.openxmlformats.org/officeDocument/2006/relationships" xmlns:m="http://schemas.openxmlformats.org/officeDocument/2006/math" xmlns:v="urn:schemas-microsoft-com:vml" xmlns:wp14="http://schemas.microsoft.com/office/word/2010/wordprocessingDrawing" xmlns:wp="http://schemas.openxmlformats.org/drawingml/2006/wordprocessingDrawing" xmlns:w10="urn:schemas-microsoft-com:office:word" xmlns:w="http://schemas.openxmlformats.org/wordprocessingml/2006/main" xmlns:w14="http://schemas.microsoft.com/office/word/2010/wordml" xmlns:w15="http://schemas.microsoft.com/office/word/2012/wordml" xmlns:w16cex="http://schemas.microsoft.com/office/word/2018/wordml/cex" xmlns:w16cid="http://schemas.microsoft.com/office/word/2016/wordml/cid" xmlns:w16="http://schemas.microsoft.com/office/word/2018/wordml" xmlns:w16sdtdh="http://schemas.microsoft.com/office/word/2020/wordml/sdtdatahash" xmlns:w16se="http://schemas.microsoft.com/office/word/2015/wordml/symex" xmlns:wpg="http://schemas.microsoft.com/office/word/2010/wordprocessingGroup" xmlns:wpi="http://schemas.microsoft.com/office/word/2010/wordprocessingInk" xmlns:wne="http://schemas.microsoft.com/office/word/2006/wordml" xmlns:wps="http://schemas.microsoft.com/office/word/2010/wordprocessingShape" mc:Ignorable="w14 w15 w16se w16cid w16 w16cex w16sdtdh wp14">
+<w:footnotes xmlns:wpc="http://schemas.microsoft.com/office/word/2010/wordprocessingCanvas" xmlns:cx="http://schemas.microsoft.com/office/drawing/2014/chartex" xmlns:cx1="http://schemas.microsoft.com/office/drawing/2015/9/8/chartex" xmlns:cx2="http://schemas.microsoft.com/office/drawing/2015/10/21/chartex" xmlns:cx3="http://schemas.microsoft.com/office/drawing/2016/5/9/chartex" xmlns:cx4="http://schemas.microsoft.com/office/drawing/2016/5/10/chartex" xmlns:cx5="http://schemas.microsoft.com/office/drawing/2016/5/11/chartex" xmlns:cx6="http://schemas.microsoft.com/office/drawing/2016/5/12/chartex" xmlns:cx7="http://schemas.microsoft.com/office/drawing/2016/5/13/chartex" xmlns:cx8="http://schemas.microsoft.com/office/drawing/2016/5/14/chartex" xmlns:mc="http://schemas.openxmlformats.org/markup-compatibility/2006" xmlns:aink="http://schemas.microsoft.com/office/drawing/2016/ink" xmlns:am3d="http://schemas.microsoft.com/office/drawing/2017/model3d" xmlns:o="urn:schemas-microsoft-com:office:office" xmlns:oel="http://schemas.microsoft.com/office/2019/extlst" xmlns:r="http://schemas.openxmlformats.org/officeDocument/2006/relationships" xmlns:m="http://schemas.openxmlformats.org/officeDocument/2006/math" xmlns:v="urn:schemas-microsoft-com:vml" xmlns:wp14="http://schemas.microsoft.com/office/word/2010/wordprocessingDrawing" xmlns:wp="http://schemas.openxmlformats.org/drawingml/2006/wordprocessingDrawing" xmlns:w10="urn:schemas-microsoft-com:office:word" xmlns:w="http://schemas.openxmlformats.org/wordprocessingml/2006/main" xmlns:w14="http://schemas.microsoft.com/office/word/2010/wordml" xmlns:w15="http://schemas.microsoft.com/office/word/2012/wordml" xmlns:w16cex="http://schemas.microsoft.com/office/word/2018/wordml/cex" xmlns:w16cid="http://schemas.microsoft.com/office/word/2016/wordml/cid" xmlns:w16="http://schemas.microsoft.com/office/word/2018/wordml" xmlns:w16du="http://schemas.microsoft.com/office/word/2023/wordml/word16du" xmlns:w16sdtdh="http://schemas.microsoft.com/office/word/2020/wordml/sdtdatahash" xmlns:w16sdtfl="http://schemas.microsoft.com/office/word/2024/wordml/sdtformatlock" xmlns:w16se="http://schemas.microsoft.com/office/word/2015/wordml/symex" xmlns:wpg="http://schemas.microsoft.com/office/word/2010/wordprocessingGroup" xmlns:wpi="http://schemas.microsoft.com/office/word/2010/wordprocessingInk" xmlns:wne="http://schemas.microsoft.com/office/word/2006/wordml" xmlns:wps="http://schemas.microsoft.com/office/word/2010/wordprocessingShape" mc:Ignorable="w14 w15 w16se w16cid w16 w16cex w16sdtdh w16sdtfl w16du wp14">
   <w:footnote w:type="separator" w:id="-1">
     <w:p>
       <w:pPr>
@@ -5047,7 +5404,7 @@
 </file>
 
 <file path=word/header1.xml><?xml version="1.0" encoding="utf-8"?>
-<w:hdr xmlns:wpc="http://schemas.microsoft.com/office/word/2010/wordprocessingCanvas" xmlns:cx="http://schemas.microsoft.com/office/drawing/2014/chartex" xmlns:cx1="http://schemas.microsoft.com/office/drawing/2015/9/8/chartex" xmlns:cx2="http://schemas.microsoft.com/office/drawing/2015/10/21/chartex" xmlns:cx3="http://schemas.microsoft.com/office/drawing/2016/5/9/chartex" xmlns:cx4="http://schemas.microsoft.com/office/drawing/2016/5/10/chartex" xmlns:cx5="http://schemas.microsoft.com/office/drawing/2016/5/11/chartex" xmlns:cx6="http://schemas.microsoft.com/office/drawing/2016/5/12/chartex" xmlns:cx7="http://schemas.microsoft.com/office/drawing/2016/5/13/chartex" xmlns:cx8="http://schemas.microsoft.com/office/drawing/2016/5/14/chartex" xmlns:mc="http://schemas.openxmlformats.org/markup-compatibility/2006" xmlns:aink="http://schemas.microsoft.com/office/drawing/2016/ink" xmlns:am3d="http://schemas.microsoft.com/office/drawing/2017/model3d" xmlns:o="urn:schemas-microsoft-com:office:office" xmlns:oel="http://schemas.microsoft.com/office/2019/extlst" xmlns:r="http://schemas.openxmlformats.org/officeDocument/2006/relationships" xmlns:m="http://schemas.openxmlformats.org/officeDocument/2006/math" xmlns:v="urn:schemas-microsoft-com:vml" xmlns:wp14="http://schemas.microsoft.com/office/word/2010/wordprocessingDrawing" xmlns:wp="http://schemas.openxmlformats.org/drawingml/2006/wordprocessingDrawing" xmlns:w10="urn:schemas-microsoft-com:office:word" xmlns:w="http://schemas.openxmlformats.org/wordprocessingml/2006/main" xmlns:w14="http://schemas.microsoft.com/office/word/2010/wordml" xmlns:w15="http://schemas.microsoft.com/office/word/2012/wordml" xmlns:w16cex="http://schemas.microsoft.com/office/word/2018/wordml/cex" xmlns:w16cid="http://schemas.microsoft.com/office/word/2016/wordml/cid" xmlns:w16="http://schemas.microsoft.com/office/word/2018/wordml" xmlns:w16sdtdh="http://schemas.microsoft.com/office/word/2020/wordml/sdtdatahash" xmlns:w16se="http://schemas.microsoft.com/office/word/2015/wordml/symex" xmlns:wpg="http://schemas.microsoft.com/office/word/2010/wordprocessingGroup" xmlns:wpi="http://schemas.microsoft.com/office/word/2010/wordprocessingInk" xmlns:wne="http://schemas.microsoft.com/office/word/2006/wordml" xmlns:wps="http://schemas.microsoft.com/office/word/2010/wordprocessingShape" mc:Ignorable="w14 w15 w16se w16cid w16 w16cex w16sdtdh wp14">
+<w:hdr xmlns:wpc="http://schemas.microsoft.com/office/word/2010/wordprocessingCanvas" xmlns:cx="http://schemas.microsoft.com/office/drawing/2014/chartex" xmlns:cx1="http://schemas.microsoft.com/office/drawing/2015/9/8/chartex" xmlns:cx2="http://schemas.microsoft.com/office/drawing/2015/10/21/chartex" xmlns:cx3="http://schemas.microsoft.com/office/drawing/2016/5/9/chartex" xmlns:cx4="http://schemas.microsoft.com/office/drawing/2016/5/10/chartex" xmlns:cx5="http://schemas.microsoft.com/office/drawing/2016/5/11/chartex" xmlns:cx6="http://schemas.microsoft.com/office/drawing/2016/5/12/chartex" xmlns:cx7="http://schemas.microsoft.com/office/drawing/2016/5/13/chartex" xmlns:cx8="http://schemas.microsoft.com/office/drawing/2016/5/14/chartex" xmlns:mc="http://schemas.openxmlformats.org/markup-compatibility/2006" xmlns:aink="http://schemas.microsoft.com/office/drawing/2016/ink" xmlns:am3d="http://schemas.microsoft.com/office/drawing/2017/model3d" xmlns:o="urn:schemas-microsoft-com:office:office" xmlns:oel="http://schemas.microsoft.com/office/2019/extlst" xmlns:r="http://schemas.openxmlformats.org/officeDocument/2006/relationships" xmlns:m="http://schemas.openxmlformats.org/officeDocument/2006/math" xmlns:v="urn:schemas-microsoft-com:vml" xmlns:wp14="http://schemas.microsoft.com/office/word/2010/wordprocessingDrawing" xmlns:wp="http://schemas.openxmlformats.org/drawingml/2006/wordprocessingDrawing" xmlns:w10="urn:schemas-microsoft-com:office:word" xmlns:w="http://schemas.openxmlformats.org/wordprocessingml/2006/main" xmlns:w14="http://schemas.microsoft.com/office/word/2010/wordml" xmlns:w15="http://schemas.microsoft.com/office/word/2012/wordml" xmlns:w16cex="http://schemas.microsoft.com/office/word/2018/wordml/cex" xmlns:w16cid="http://schemas.microsoft.com/office/word/2016/wordml/cid" xmlns:w16="http://schemas.microsoft.com/office/word/2018/wordml" xmlns:w16du="http://schemas.microsoft.com/office/word/2023/wordml/word16du" xmlns:w16sdtdh="http://schemas.microsoft.com/office/word/2020/wordml/sdtdatahash" xmlns:w16sdtfl="http://schemas.microsoft.com/office/word/2024/wordml/sdtformatlock" xmlns:w16se="http://schemas.microsoft.com/office/word/2015/wordml/symex" xmlns:wpg="http://schemas.microsoft.com/office/word/2010/wordprocessingGroup" xmlns:wpi="http://schemas.microsoft.com/office/word/2010/wordprocessingInk" xmlns:wne="http://schemas.microsoft.com/office/word/2006/wordml" xmlns:wps="http://schemas.microsoft.com/office/word/2010/wordprocessingShape" mc:Ignorable="w14 w15 w16se w16cid w16 w16cex w16sdtdh w16sdtfl w16du wp14">
   <w:p>
     <w:pPr>
       <w:pStyle w:val="Header"/>
@@ -5058,7 +5415,7 @@
 </file>
 
 <file path=word/header2.xml><?xml version="1.0" encoding="utf-8"?>
-<w:hdr xmlns:wpc="http://schemas.microsoft.com/office/word/2010/wordprocessingCanvas" xmlns:cx="http://schemas.microsoft.com/office/drawing/2014/chartex" xmlns:cx1="http://schemas.microsoft.com/office/drawing/2015/9/8/chartex" xmlns:cx2="http://schemas.microsoft.com/office/drawing/2015/10/21/chartex" xmlns:cx3="http://schemas.microsoft.com/office/drawing/2016/5/9/chartex" xmlns:cx4="http://schemas.microsoft.com/office/drawing/2016/5/10/chartex" xmlns:cx5="http://schemas.microsoft.com/office/drawing/2016/5/11/chartex" xmlns:cx6="http://schemas.microsoft.com/office/drawing/2016/5/12/chartex" xmlns:cx7="http://schemas.microsoft.com/office/drawing/2016/5/13/chartex" xmlns:cx8="http://schemas.microsoft.com/office/drawing/2016/5/14/chartex" xmlns:mc="http://schemas.openxmlformats.org/markup-compatibility/2006" xmlns:aink="http://schemas.microsoft.com/office/drawing/2016/ink" xmlns:am3d="http://schemas.microsoft.com/office/drawing/2017/model3d" xmlns:o="urn:schemas-microsoft-com:office:office" xmlns:oel="http://schemas.microsoft.com/office/2019/extlst" xmlns:r="http://schemas.openxmlformats.org/officeDocument/2006/relationships" xmlns:m="http://schemas.openxmlformats.org/officeDocument/2006/math" xmlns:v="urn:schemas-microsoft-com:vml" xmlns:wp14="http://schemas.microsoft.com/office/word/2010/wordprocessingDrawing" xmlns:wp="http://schemas.openxmlformats.org/drawingml/2006/wordprocessingDrawing" xmlns:w10="urn:schemas-microsoft-com:office:word" xmlns:w="http://schemas.openxmlformats.org/wordprocessingml/2006/main" xmlns:w14="http://schemas.microsoft.com/office/word/2010/wordml" xmlns:w15="http://schemas.microsoft.com/office/word/2012/wordml" xmlns:w16cex="http://schemas.microsoft.com/office/word/2018/wordml/cex" xmlns:w16cid="http://schemas.microsoft.com/office/word/2016/wordml/cid" xmlns:w16="http://schemas.microsoft.com/office/word/2018/wordml" xmlns:w16sdtdh="http://schemas.microsoft.com/office/word/2020/wordml/sdtdatahash" xmlns:w16se="http://schemas.microsoft.com/office/word/2015/wordml/symex" xmlns:wpg="http://schemas.microsoft.com/office/word/2010/wordprocessingGroup" xmlns:wpi="http://schemas.microsoft.com/office/word/2010/wordprocessingInk" xmlns:wne="http://schemas.microsoft.com/office/word/2006/wordml" xmlns:wps="http://schemas.microsoft.com/office/word/2010/wordprocessingShape" mc:Ignorable="w14 w15 w16se w16cid w16 w16cex w16sdtdh wp14">
+<w:hdr xmlns:wpc="http://schemas.microsoft.com/office/word/2010/wordprocessingCanvas" xmlns:cx="http://schemas.microsoft.com/office/drawing/2014/chartex" xmlns:cx1="http://schemas.microsoft.com/office/drawing/2015/9/8/chartex" xmlns:cx2="http://schemas.microsoft.com/office/drawing/2015/10/21/chartex" xmlns:cx3="http://schemas.microsoft.com/office/drawing/2016/5/9/chartex" xmlns:cx4="http://schemas.microsoft.com/office/drawing/2016/5/10/chartex" xmlns:cx5="http://schemas.microsoft.com/office/drawing/2016/5/11/chartex" xmlns:cx6="http://schemas.microsoft.com/office/drawing/2016/5/12/chartex" xmlns:cx7="http://schemas.microsoft.com/office/drawing/2016/5/13/chartex" xmlns:cx8="http://schemas.microsoft.com/office/drawing/2016/5/14/chartex" xmlns:mc="http://schemas.openxmlformats.org/markup-compatibility/2006" xmlns:aink="http://schemas.microsoft.com/office/drawing/2016/ink" xmlns:am3d="http://schemas.microsoft.com/office/drawing/2017/model3d" xmlns:o="urn:schemas-microsoft-com:office:office" xmlns:oel="http://schemas.microsoft.com/office/2019/extlst" xmlns:r="http://schemas.openxmlformats.org/officeDocument/2006/relationships" xmlns:m="http://schemas.openxmlformats.org/officeDocument/2006/math" xmlns:v="urn:schemas-microsoft-com:vml" xmlns:wp14="http://schemas.microsoft.com/office/word/2010/wordprocessingDrawing" xmlns:wp="http://schemas.openxmlformats.org/drawingml/2006/wordprocessingDrawing" xmlns:w10="urn:schemas-microsoft-com:office:word" xmlns:w="http://schemas.openxmlformats.org/wordprocessingml/2006/main" xmlns:w14="http://schemas.microsoft.com/office/word/2010/wordml" xmlns:w15="http://schemas.microsoft.com/office/word/2012/wordml" xmlns:w16cex="http://schemas.microsoft.com/office/word/2018/wordml/cex" xmlns:w16cid="http://schemas.microsoft.com/office/word/2016/wordml/cid" xmlns:w16="http://schemas.microsoft.com/office/word/2018/wordml" xmlns:w16du="http://schemas.microsoft.com/office/word/2023/wordml/word16du" xmlns:w16sdtdh="http://schemas.microsoft.com/office/word/2020/wordml/sdtdatahash" xmlns:w16sdtfl="http://schemas.microsoft.com/office/word/2024/wordml/sdtformatlock" xmlns:w16se="http://schemas.microsoft.com/office/word/2015/wordml/symex" xmlns:wpg="http://schemas.microsoft.com/office/word/2010/wordprocessingGroup" xmlns:wpi="http://schemas.microsoft.com/office/word/2010/wordprocessingInk" xmlns:wne="http://schemas.microsoft.com/office/word/2006/wordml" xmlns:wps="http://schemas.microsoft.com/office/word/2010/wordprocessingShape" mc:Ignorable="w14 w15 w16se w16cid w16 w16cex w16sdtdh w16sdtfl w16du wp14">
   <w:tbl>
     <w:tblPr>
       <w:tblW w:w="5000" w:type="pct"/>
@@ -5245,7 +5602,7 @@
 </file>
 
 <file path=word/header3.xml><?xml version="1.0" encoding="utf-8"?>
-<w:hdr xmlns:wpc="http://schemas.microsoft.com/office/word/2010/wordprocessingCanvas" xmlns:cx="http://schemas.microsoft.com/office/drawing/2014/chartex" xmlns:cx1="http://schemas.microsoft.com/office/drawing/2015/9/8/chartex" xmlns:cx2="http://schemas.microsoft.com/office/drawing/2015/10/21/chartex" xmlns:cx3="http://schemas.microsoft.com/office/drawing/2016/5/9/chartex" xmlns:cx4="http://schemas.microsoft.com/office/drawing/2016/5/10/chartex" xmlns:cx5="http://schemas.microsoft.com/office/drawing/2016/5/11/chartex" xmlns:cx6="http://schemas.microsoft.com/office/drawing/2016/5/12/chartex" xmlns:cx7="http://schemas.microsoft.com/office/drawing/2016/5/13/chartex" xmlns:cx8="http://schemas.microsoft.com/office/drawing/2016/5/14/chartex" xmlns:mc="http://schemas.openxmlformats.org/markup-compatibility/2006" xmlns:aink="http://schemas.microsoft.com/office/drawing/2016/ink" xmlns:am3d="http://schemas.microsoft.com/office/drawing/2017/model3d" xmlns:o="urn:schemas-microsoft-com:office:office" xmlns:oel="http://schemas.microsoft.com/office/2019/extlst" xmlns:r="http://schemas.openxmlformats.org/officeDocument/2006/relationships" xmlns:m="http://schemas.openxmlformats.org/officeDocument/2006/math" xmlns:v="urn:schemas-microsoft-com:vml" xmlns:wp14="http://schemas.microsoft.com/office/word/2010/wordprocessingDrawing" xmlns:wp="http://schemas.openxmlformats.org/drawingml/2006/wordprocessingDrawing" xmlns:w10="urn:schemas-microsoft-com:office:word" xmlns:w="http://schemas.openxmlformats.org/wordprocessingml/2006/main" xmlns:w14="http://schemas.microsoft.com/office/word/2010/wordml" xmlns:w15="http://schemas.microsoft.com/office/word/2012/wordml" xmlns:w16cex="http://schemas.microsoft.com/office/word/2018/wordml/cex" xmlns:w16cid="http://schemas.microsoft.com/office/word/2016/wordml/cid" xmlns:w16="http://schemas.microsoft.com/office/word/2018/wordml" xmlns:w16sdtdh="http://schemas.microsoft.com/office/word/2020/wordml/sdtdatahash" xmlns:w16se="http://schemas.microsoft.com/office/word/2015/wordml/symex" xmlns:wpg="http://schemas.microsoft.com/office/word/2010/wordprocessingGroup" xmlns:wpi="http://schemas.microsoft.com/office/word/2010/wordprocessingInk" xmlns:wne="http://schemas.microsoft.com/office/word/2006/wordml" xmlns:wps="http://schemas.microsoft.com/office/word/2010/wordprocessingShape" mc:Ignorable="w14 w15 w16se w16cid w16 w16cex w16sdtdh wp14">
+<w:hdr xmlns:wpc="http://schemas.microsoft.com/office/word/2010/wordprocessingCanvas" xmlns:cx="http://schemas.microsoft.com/office/drawing/2014/chartex" xmlns:cx1="http://schemas.microsoft.com/office/drawing/2015/9/8/chartex" xmlns:cx2="http://schemas.microsoft.com/office/drawing/2015/10/21/chartex" xmlns:cx3="http://schemas.microsoft.com/office/drawing/2016/5/9/chartex" xmlns:cx4="http://schemas.microsoft.com/office/drawing/2016/5/10/chartex" xmlns:cx5="http://schemas.microsoft.com/office/drawing/2016/5/11/chartex" xmlns:cx6="http://schemas.microsoft.com/office/drawing/2016/5/12/chartex" xmlns:cx7="http://schemas.microsoft.com/office/drawing/2016/5/13/chartex" xmlns:cx8="http://schemas.microsoft.com/office/drawing/2016/5/14/chartex" xmlns:mc="http://schemas.openxmlformats.org/markup-compatibility/2006" xmlns:aink="http://schemas.microsoft.com/office/drawing/2016/ink" xmlns:am3d="http://schemas.microsoft.com/office/drawing/2017/model3d" xmlns:o="urn:schemas-microsoft-com:office:office" xmlns:oel="http://schemas.microsoft.com/office/2019/extlst" xmlns:r="http://schemas.openxmlformats.org/officeDocument/2006/relationships" xmlns:m="http://schemas.openxmlformats.org/officeDocument/2006/math" xmlns:v="urn:schemas-microsoft-com:vml" xmlns:wp14="http://schemas.microsoft.com/office/word/2010/wordprocessingDrawing" xmlns:wp="http://schemas.openxmlformats.org/drawingml/2006/wordprocessingDrawing" xmlns:w10="urn:schemas-microsoft-com:office:word" xmlns:w="http://schemas.openxmlformats.org/wordprocessingml/2006/main" xmlns:w14="http://schemas.microsoft.com/office/word/2010/wordml" xmlns:w15="http://schemas.microsoft.com/office/word/2012/wordml" xmlns:w16cex="http://schemas.microsoft.com/office/word/2018/wordml/cex" xmlns:w16cid="http://schemas.microsoft.com/office/word/2016/wordml/cid" xmlns:w16="http://schemas.microsoft.com/office/word/2018/wordml" xmlns:w16du="http://schemas.microsoft.com/office/word/2023/wordml/word16du" xmlns:w16sdtdh="http://schemas.microsoft.com/office/word/2020/wordml/sdtdatahash" xmlns:w16sdtfl="http://schemas.microsoft.com/office/word/2024/wordml/sdtformatlock" xmlns:w16se="http://schemas.microsoft.com/office/word/2015/wordml/symex" xmlns:wpg="http://schemas.microsoft.com/office/word/2010/wordprocessingGroup" xmlns:wpi="http://schemas.microsoft.com/office/word/2010/wordprocessingInk" xmlns:wne="http://schemas.microsoft.com/office/word/2006/wordml" xmlns:wps="http://schemas.microsoft.com/office/word/2010/wordprocessingShape" mc:Ignorable="w14 w15 w16se w16cid w16 w16cex w16sdtdh w16sdtfl w16du wp14">
   <w:p>
     <w:pPr>
       <w:pStyle w:val="Header"/>
@@ -5256,7 +5613,7 @@
 </file>
 
 <file path=word/numbering.xml><?xml version="1.0" encoding="utf-8"?>
-<w:numbering xmlns:wpc="http://schemas.microsoft.com/office/word/2010/wordprocessingCanvas" xmlns:cx="http://schemas.microsoft.com/office/drawing/2014/chartex" xmlns:cx1="http://schemas.microsoft.com/office/drawing/2015/9/8/chartex" xmlns:cx2="http://schemas.microsoft.com/office/drawing/2015/10/21/chartex" xmlns:cx3="http://schemas.microsoft.com/office/drawing/2016/5/9/chartex" xmlns:cx4="http://schemas.microsoft.com/office/drawing/2016/5/10/chartex" xmlns:cx5="http://schemas.microsoft.com/office/drawing/2016/5/11/chartex" xmlns:cx6="http://schemas.microsoft.com/office/drawing/2016/5/12/chartex" xmlns:cx7="http://schemas.microsoft.com/office/drawing/2016/5/13/chartex" xmlns:cx8="http://schemas.microsoft.com/office/drawing/2016/5/14/chartex" xmlns:mc="http://schemas.openxmlformats.org/markup-compatibility/2006" xmlns:aink="http://schemas.microsoft.com/office/drawing/2016/ink" xmlns:am3d="http://schemas.microsoft.com/office/drawing/2017/model3d" xmlns:o="urn:schemas-microsoft-com:office:office" xmlns:oel="http://schemas.microsoft.com/office/2019/extlst" xmlns:r="http://schemas.openxmlformats.org/officeDocument/2006/relationships" xmlns:m="http://schemas.openxmlformats.org/officeDocument/2006/math" xmlns:v="urn:schemas-microsoft-com:vml" xmlns:wp14="http://schemas.microsoft.com/office/word/2010/wordprocessingDrawing" xmlns:wp="http://schemas.openxmlformats.org/drawingml/2006/wordprocessingDrawing" xmlns:w10="urn:schemas-microsoft-com:office:word" xmlns:w="http://schemas.openxmlformats.org/wordprocessingml/2006/main" xmlns:w14="http://schemas.microsoft.com/office/word/2010/wordml" xmlns:w15="http://schemas.microsoft.com/office/word/2012/wordml" xmlns:w16cex="http://schemas.microsoft.com/office/word/2018/wordml/cex" xmlns:w16cid="http://schemas.microsoft.com/office/word/2016/wordml/cid" xmlns:w16="http://schemas.microsoft.com/office/word/2018/wordml" xmlns:w16sdtdh="http://schemas.microsoft.com/office/word/2020/wordml/sdtdatahash" xmlns:w16se="http://schemas.microsoft.com/office/word/2015/wordml/symex" xmlns:wpg="http://schemas.microsoft.com/office/word/2010/wordprocessingGroup" xmlns:wpi="http://schemas.microsoft.com/office/word/2010/wordprocessingInk" xmlns:wne="http://schemas.microsoft.com/office/word/2006/wordml" xmlns:wps="http://schemas.microsoft.com/office/word/2010/wordprocessingShape" mc:Ignorable="w14 w15 w16se w16cid w16 w16cex w16sdtdh wp14">
+<w:numbering xmlns:wpc="http://schemas.microsoft.com/office/word/2010/wordprocessingCanvas" xmlns:cx="http://schemas.microsoft.com/office/drawing/2014/chartex" xmlns:cx1="http://schemas.microsoft.com/office/drawing/2015/9/8/chartex" xmlns:cx2="http://schemas.microsoft.com/office/drawing/2015/10/21/chartex" xmlns:cx3="http://schemas.microsoft.com/office/drawing/2016/5/9/chartex" xmlns:cx4="http://schemas.microsoft.com/office/drawing/2016/5/10/chartex" xmlns:cx5="http://schemas.microsoft.com/office/drawing/2016/5/11/chartex" xmlns:cx6="http://schemas.microsoft.com/office/drawing/2016/5/12/chartex" xmlns:cx7="http://schemas.microsoft.com/office/drawing/2016/5/13/chartex" xmlns:cx8="http://schemas.microsoft.com/office/drawing/2016/5/14/chartex" xmlns:mc="http://schemas.openxmlformats.org/markup-compatibility/2006" xmlns:aink="http://schemas.microsoft.com/office/drawing/2016/ink" xmlns:am3d="http://schemas.microsoft.com/office/drawing/2017/model3d" xmlns:o="urn:schemas-microsoft-com:office:office" xmlns:oel="http://schemas.microsoft.com/office/2019/extlst" xmlns:r="http://schemas.openxmlformats.org/officeDocument/2006/relationships" xmlns:m="http://schemas.openxmlformats.org/officeDocument/2006/math" xmlns:v="urn:schemas-microsoft-com:vml" xmlns:wp14="http://schemas.microsoft.com/office/word/2010/wordprocessingDrawing" xmlns:wp="http://schemas.openxmlformats.org/drawingml/2006/wordprocessingDrawing" xmlns:w10="urn:schemas-microsoft-com:office:word" xmlns:w="http://schemas.openxmlformats.org/wordprocessingml/2006/main" xmlns:w14="http://schemas.microsoft.com/office/word/2010/wordml" xmlns:w15="http://schemas.microsoft.com/office/word/2012/wordml" xmlns:w16cex="http://schemas.microsoft.com/office/word/2018/wordml/cex" xmlns:w16cid="http://schemas.microsoft.com/office/word/2016/wordml/cid" xmlns:w16="http://schemas.microsoft.com/office/word/2018/wordml" xmlns:w16du="http://schemas.microsoft.com/office/word/2023/wordml/word16du" xmlns:w16sdtdh="http://schemas.microsoft.com/office/word/2020/wordml/sdtdatahash" xmlns:w16sdtfl="http://schemas.microsoft.com/office/word/2024/wordml/sdtformatlock" xmlns:w16se="http://schemas.microsoft.com/office/word/2015/wordml/symex" xmlns:wpg="http://schemas.microsoft.com/office/word/2010/wordprocessingGroup" xmlns:wpi="http://schemas.microsoft.com/office/word/2010/wordprocessingInk" xmlns:wne="http://schemas.microsoft.com/office/word/2006/wordml" xmlns:wps="http://schemas.microsoft.com/office/word/2010/wordprocessingShape" mc:Ignorable="w14 w15 w16se w16cid w16 w16cex w16sdtdh w16sdtfl w16du wp14">
   <w:abstractNum w:abstractNumId="0" w15:restartNumberingAfterBreak="0">
     <w:nsid w:val="0E4C3EE0"/>
     <w:multiLevelType w:val="hybridMultilevel"/>
@@ -6484,7 +6841,7 @@
 </file>
 
 <file path=word/styles.xml><?xml version="1.0" encoding="utf-8"?>
-<w:styles xmlns:mc="http://schemas.openxmlformats.org/markup-compatibility/2006" xmlns:r="http://schemas.openxmlformats.org/officeDocument/2006/relationships" xmlns:w="http://schemas.openxmlformats.org/wordprocessingml/2006/main" xmlns:w14="http://schemas.microsoft.com/office/word/2010/wordml" xmlns:w15="http://schemas.microsoft.com/office/word/2012/wordml" xmlns:w16cex="http://schemas.microsoft.com/office/word/2018/wordml/cex" xmlns:w16cid="http://schemas.microsoft.com/office/word/2016/wordml/cid" xmlns:w16="http://schemas.microsoft.com/office/word/2018/wordml" xmlns:w16sdtdh="http://schemas.microsoft.com/office/word/2020/wordml/sdtdatahash" xmlns:w16se="http://schemas.microsoft.com/office/word/2015/wordml/symex" mc:Ignorable="w14 w15 w16se w16cid w16 w16cex w16sdtdh">
+<w:styles xmlns:mc="http://schemas.openxmlformats.org/markup-compatibility/2006" xmlns:r="http://schemas.openxmlformats.org/officeDocument/2006/relationships" xmlns:w="http://schemas.openxmlformats.org/wordprocessingml/2006/main" xmlns:w14="http://schemas.microsoft.com/office/word/2010/wordml" xmlns:w15="http://schemas.microsoft.com/office/word/2012/wordml" xmlns:w16cex="http://schemas.microsoft.com/office/word/2018/wordml/cex" xmlns:w16cid="http://schemas.microsoft.com/office/word/2016/wordml/cid" xmlns:w16="http://schemas.microsoft.com/office/word/2018/wordml" xmlns:w16du="http://schemas.microsoft.com/office/word/2023/wordml/word16du" xmlns:w16sdtdh="http://schemas.microsoft.com/office/word/2020/wordml/sdtdatahash" xmlns:w16sdtfl="http://schemas.microsoft.com/office/word/2024/wordml/sdtformatlock" xmlns:w16se="http://schemas.microsoft.com/office/word/2015/wordml/symex" mc:Ignorable="w14 w15 w16se w16cid w16 w16cex w16sdtdh w16sdtfl w16du">
   <w:docDefaults>
     <w:rPrDefault>
       <w:rPr>
@@ -7233,7 +7590,7 @@
 </file>
 
 <file path=word/glossary/document.xml><?xml version="1.0" encoding="utf-8"?>
-<w:glossaryDocument xmlns:wpc="http://schemas.microsoft.com/office/word/2010/wordprocessingCanvas" xmlns:cx="http://schemas.microsoft.com/office/drawing/2014/chartex" xmlns:cx1="http://schemas.microsoft.com/office/drawing/2015/9/8/chartex" xmlns:cx2="http://schemas.microsoft.com/office/drawing/2015/10/21/chartex" xmlns:cx3="http://schemas.microsoft.com/office/drawing/2016/5/9/chartex" xmlns:cx4="http://schemas.microsoft.com/office/drawing/2016/5/10/chartex" xmlns:cx5="http://schemas.microsoft.com/office/drawing/2016/5/11/chartex" xmlns:cx6="http://schemas.microsoft.com/office/drawing/2016/5/12/chartex" xmlns:cx7="http://schemas.microsoft.com/office/drawing/2016/5/13/chartex" xmlns:cx8="http://schemas.microsoft.com/office/drawing/2016/5/14/chartex" xmlns:mc="http://schemas.openxmlformats.org/markup-compatibility/2006" xmlns:aink="http://schemas.microsoft.com/office/drawing/2016/ink" xmlns:am3d="http://schemas.microsoft.com/office/drawing/2017/model3d" xmlns:o="urn:schemas-microsoft-com:office:office" xmlns:oel="http://schemas.microsoft.com/office/2019/extlst" xmlns:r="http://schemas.openxmlformats.org/officeDocument/2006/relationships" xmlns:m="http://schemas.openxmlformats.org/officeDocument/2006/math" xmlns:v="urn:schemas-microsoft-com:vml" xmlns:wp14="http://schemas.microsoft.com/office/word/2010/wordprocessingDrawing" xmlns:wp="http://schemas.openxmlformats.org/drawingml/2006/wordprocessingDrawing" xmlns:w10="urn:schemas-microsoft-com:office:word" xmlns:w="http://schemas.openxmlformats.org/wordprocessingml/2006/main" xmlns:w14="http://schemas.microsoft.com/office/word/2010/wordml" xmlns:w15="http://schemas.microsoft.com/office/word/2012/wordml" xmlns:w16cex="http://schemas.microsoft.com/office/word/2018/wordml/cex" xmlns:w16cid="http://schemas.microsoft.com/office/word/2016/wordml/cid" xmlns:w16="http://schemas.microsoft.com/office/word/2018/wordml" xmlns:w16sdtdh="http://schemas.microsoft.com/office/word/2020/wordml/sdtdatahash" xmlns:w16se="http://schemas.microsoft.com/office/word/2015/wordml/symex" xmlns:wpg="http://schemas.microsoft.com/office/word/2010/wordprocessingGroup" xmlns:wpi="http://schemas.microsoft.com/office/word/2010/wordprocessingInk" xmlns:wne="http://schemas.microsoft.com/office/word/2006/wordml" xmlns:wps="http://schemas.microsoft.com/office/word/2010/wordprocessingShape" mc:Ignorable="w14 w15 w16se w16cid w16 w16cex w16sdtdh wp14">
+<w:glossaryDocument xmlns:wpc="http://schemas.microsoft.com/office/word/2010/wordprocessingCanvas" xmlns:cx="http://schemas.microsoft.com/office/drawing/2014/chartex" xmlns:cx1="http://schemas.microsoft.com/office/drawing/2015/9/8/chartex" xmlns:cx2="http://schemas.microsoft.com/office/drawing/2015/10/21/chartex" xmlns:cx3="http://schemas.microsoft.com/office/drawing/2016/5/9/chartex" xmlns:cx4="http://schemas.microsoft.com/office/drawing/2016/5/10/chartex" xmlns:cx5="http://schemas.microsoft.com/office/drawing/2016/5/11/chartex" xmlns:cx6="http://schemas.microsoft.com/office/drawing/2016/5/12/chartex" xmlns:cx7="http://schemas.microsoft.com/office/drawing/2016/5/13/chartex" xmlns:cx8="http://schemas.microsoft.com/office/drawing/2016/5/14/chartex" xmlns:mc="http://schemas.openxmlformats.org/markup-compatibility/2006" xmlns:aink="http://schemas.microsoft.com/office/drawing/2016/ink" xmlns:am3d="http://schemas.microsoft.com/office/drawing/2017/model3d" xmlns:o="urn:schemas-microsoft-com:office:office" xmlns:oel="http://schemas.microsoft.com/office/2019/extlst" xmlns:r="http://schemas.openxmlformats.org/officeDocument/2006/relationships" xmlns:m="http://schemas.openxmlformats.org/officeDocument/2006/math" xmlns:v="urn:schemas-microsoft-com:vml" xmlns:wp14="http://schemas.microsoft.com/office/word/2010/wordprocessingDrawing" xmlns:wp="http://schemas.openxmlformats.org/drawingml/2006/wordprocessingDrawing" xmlns:w10="urn:schemas-microsoft-com:office:word" xmlns:w="http://schemas.openxmlformats.org/wordprocessingml/2006/main" xmlns:w14="http://schemas.microsoft.com/office/word/2010/wordml" xmlns:w15="http://schemas.microsoft.com/office/word/2012/wordml" xmlns:w16cex="http://schemas.microsoft.com/office/word/2018/wordml/cex" xmlns:w16cid="http://schemas.microsoft.com/office/word/2016/wordml/cid" xmlns:w16="http://schemas.microsoft.com/office/word/2018/wordml" xmlns:w16du="http://schemas.microsoft.com/office/word/2023/wordml/word16du" xmlns:w16sdtdh="http://schemas.microsoft.com/office/word/2020/wordml/sdtdatahash" xmlns:w16sdtfl="http://schemas.microsoft.com/office/word/2024/wordml/sdtformatlock" xmlns:w16se="http://schemas.microsoft.com/office/word/2015/wordml/symex" xmlns:wpg="http://schemas.microsoft.com/office/word/2010/wordprocessingGroup" xmlns:wpi="http://schemas.microsoft.com/office/word/2010/wordprocessingInk" xmlns:wne="http://schemas.microsoft.com/office/word/2006/wordml" xmlns:wps="http://schemas.microsoft.com/office/word/2010/wordprocessingShape" mc:Ignorable="w14 w15 w16se w16cid w16 w16cex w16sdtdh w16sdtfl w16du wp14">
   <w:docParts>
     <w:docPart>
       <w:docPartPr>
@@ -7330,7 +7687,7 @@
 </file>
 
 <file path=word/glossary/fontTable.xml><?xml version="1.0" encoding="utf-8"?>
-<w:fonts xmlns:mc="http://schemas.openxmlformats.org/markup-compatibility/2006" xmlns:r="http://schemas.openxmlformats.org/officeDocument/2006/relationships" xmlns:w="http://schemas.openxmlformats.org/wordprocessingml/2006/main" xmlns:w14="http://schemas.microsoft.com/office/word/2010/wordml" xmlns:w15="http://schemas.microsoft.com/office/word/2012/wordml" xmlns:w16cex="http://schemas.microsoft.com/office/word/2018/wordml/cex" xmlns:w16cid="http://schemas.microsoft.com/office/word/2016/wordml/cid" xmlns:w16="http://schemas.microsoft.com/office/word/2018/wordml" xmlns:w16sdtdh="http://schemas.microsoft.com/office/word/2020/wordml/sdtdatahash" xmlns:w16se="http://schemas.microsoft.com/office/word/2015/wordml/symex" mc:Ignorable="w14 w15 w16se w16cid w16 w16cex w16sdtdh">
+<w:fonts xmlns:mc="http://schemas.openxmlformats.org/markup-compatibility/2006" xmlns:r="http://schemas.openxmlformats.org/officeDocument/2006/relationships" xmlns:w="http://schemas.openxmlformats.org/wordprocessingml/2006/main" xmlns:w14="http://schemas.microsoft.com/office/word/2010/wordml" xmlns:w15="http://schemas.microsoft.com/office/word/2012/wordml" xmlns:w16cex="http://schemas.microsoft.com/office/word/2018/wordml/cex" xmlns:w16cid="http://schemas.microsoft.com/office/word/2016/wordml/cid" xmlns:w16="http://schemas.microsoft.com/office/word/2018/wordml" xmlns:w16du="http://schemas.microsoft.com/office/word/2023/wordml/word16du" xmlns:w16sdtdh="http://schemas.microsoft.com/office/word/2020/wordml/sdtdatahash" xmlns:w16sdtfl="http://schemas.microsoft.com/office/word/2024/wordml/sdtformatlock" xmlns:w16se="http://schemas.microsoft.com/office/word/2015/wordml/symex" mc:Ignorable="w14 w15 w16se w16cid w16 w16cex w16sdtdh w16sdtfl w16du">
   <w:font w:name="Symbol">
     <w:panose1 w:val="05050102010706020507"/>
     <w:charset w:val="02"/>
@@ -7380,11 +7737,23 @@
     <w:pitch w:val="fixed"/>
     <w:sig w:usb0="E00006FF" w:usb1="0000FCFF" w:usb2="00000001" w:usb3="00000000" w:csb0="0000019F" w:csb1="00000000"/>
   </w:font>
+  <w:font w:name="Aptos">
+    <w:charset w:val="00"/>
+    <w:family w:val="swiss"/>
+    <w:pitch w:val="variable"/>
+    <w:sig w:usb0="20000287" w:usb1="00000003" w:usb2="00000000" w:usb3="00000000" w:csb0="0000019F" w:csb1="00000000"/>
+  </w:font>
+  <w:font w:name="Aptos Display">
+    <w:charset w:val="00"/>
+    <w:family w:val="swiss"/>
+    <w:pitch w:val="variable"/>
+    <w:sig w:usb0="20000287" w:usb1="00000003" w:usb2="00000000" w:usb3="00000000" w:csb0="0000019F" w:csb1="00000000"/>
+  </w:font>
 </w:fonts>
 </file>
 
 <file path=word/glossary/settings.xml><?xml version="1.0" encoding="utf-8"?>
-<w:settings xmlns:mc="http://schemas.openxmlformats.org/markup-compatibility/2006" xmlns:o="urn:schemas-microsoft-com:office:office" xmlns:r="http://schemas.openxmlformats.org/officeDocument/2006/relationships" xmlns:m="http://schemas.openxmlformats.org/officeDocument/2006/math" xmlns:v="urn:schemas-microsoft-com:vml" xmlns:w10="urn:schemas-microsoft-com:office:word" xmlns:w="http://schemas.openxmlformats.org/wordprocessingml/2006/main" xmlns:w14="http://schemas.microsoft.com/office/word/2010/wordml" xmlns:w15="http://schemas.microsoft.com/office/word/2012/wordml" xmlns:w16cex="http://schemas.microsoft.com/office/word/2018/wordml/cex" xmlns:w16cid="http://schemas.microsoft.com/office/word/2016/wordml/cid" xmlns:w16="http://schemas.microsoft.com/office/word/2018/wordml" xmlns:w16sdtdh="http://schemas.microsoft.com/office/word/2020/wordml/sdtdatahash" xmlns:w16se="http://schemas.microsoft.com/office/word/2015/wordml/symex" xmlns:sl="http://schemas.openxmlformats.org/schemaLibrary/2006/main" mc:Ignorable="w14 w15 w16se w16cid w16 w16cex w16sdtdh">
+<w:settings xmlns:mc="http://schemas.openxmlformats.org/markup-compatibility/2006" xmlns:o="urn:schemas-microsoft-com:office:office" xmlns:r="http://schemas.openxmlformats.org/officeDocument/2006/relationships" xmlns:m="http://schemas.openxmlformats.org/officeDocument/2006/math" xmlns:v="urn:schemas-microsoft-com:vml" xmlns:w10="urn:schemas-microsoft-com:office:word" xmlns:w="http://schemas.openxmlformats.org/wordprocessingml/2006/main" xmlns:w14="http://schemas.microsoft.com/office/word/2010/wordml" xmlns:w15="http://schemas.microsoft.com/office/word/2012/wordml" xmlns:w16cex="http://schemas.microsoft.com/office/word/2018/wordml/cex" xmlns:w16cid="http://schemas.microsoft.com/office/word/2016/wordml/cid" xmlns:w16="http://schemas.microsoft.com/office/word/2018/wordml" xmlns:w16du="http://schemas.microsoft.com/office/word/2023/wordml/word16du" xmlns:w16sdtdh="http://schemas.microsoft.com/office/word/2020/wordml/sdtdatahash" xmlns:w16sdtfl="http://schemas.microsoft.com/office/word/2024/wordml/sdtformatlock" xmlns:w16se="http://schemas.microsoft.com/office/word/2015/wordml/symex" xmlns:sl="http://schemas.openxmlformats.org/schemaLibrary/2006/main" mc:Ignorable="w14 w15 w16se w16cid w16 w16cex w16sdtdh w16sdtfl w16du">
   <w:view w:val="normal"/>
   <w:defaultTabStop w:val="720"/>
   <w:characterSpacingControl w:val="doNotCompress"/>
@@ -7399,8 +7768,10 @@
   </w:compat>
   <w:rsids>
     <w:rsidRoot w:val="009B517D"/>
+    <w:rsid w:val="00070AC1"/>
     <w:rsid w:val="009B517D"/>
     <w:rsid w:val="00AD3F15"/>
+    <w:rsid w:val="00D61383"/>
   </w:rsids>
   <m:mathPr>
     <m:mathFont m:val="Cambria Math"/>
@@ -7424,7 +7795,7 @@
 </file>
 
 <file path=word/glossary/styles.xml><?xml version="1.0" encoding="utf-8"?>
-<w:styles xmlns:mc="http://schemas.openxmlformats.org/markup-compatibility/2006" xmlns:r="http://schemas.openxmlformats.org/officeDocument/2006/relationships" xmlns:w="http://schemas.openxmlformats.org/wordprocessingml/2006/main" xmlns:w14="http://schemas.microsoft.com/office/word/2010/wordml" xmlns:w15="http://schemas.microsoft.com/office/word/2012/wordml" xmlns:w16cex="http://schemas.microsoft.com/office/word/2018/wordml/cex" xmlns:w16cid="http://schemas.microsoft.com/office/word/2016/wordml/cid" xmlns:w16="http://schemas.microsoft.com/office/word/2018/wordml" xmlns:w16sdtdh="http://schemas.microsoft.com/office/word/2020/wordml/sdtdatahash" xmlns:w16se="http://schemas.microsoft.com/office/word/2015/wordml/symex" mc:Ignorable="w14 w15 w16se w16cid w16 w16cex w16sdtdh">
+<w:styles xmlns:mc="http://schemas.openxmlformats.org/markup-compatibility/2006" xmlns:r="http://schemas.openxmlformats.org/officeDocument/2006/relationships" xmlns:w="http://schemas.openxmlformats.org/wordprocessingml/2006/main" xmlns:w14="http://schemas.microsoft.com/office/word/2010/wordml" xmlns:w15="http://schemas.microsoft.com/office/word/2012/wordml" xmlns:w16cex="http://schemas.microsoft.com/office/word/2018/wordml/cex" xmlns:w16cid="http://schemas.microsoft.com/office/word/2016/wordml/cid" xmlns:w16="http://schemas.microsoft.com/office/word/2018/wordml" xmlns:w16du="http://schemas.microsoft.com/office/word/2023/wordml/word16du" xmlns:w16sdtdh="http://schemas.microsoft.com/office/word/2020/wordml/sdtdatahash" xmlns:w16sdtfl="http://schemas.microsoft.com/office/word/2024/wordml/sdtformatlock" xmlns:w16se="http://schemas.microsoft.com/office/word/2015/wordml/symex" mc:Ignorable="w14 w15 w16se w16cid w16 w16cex w16sdtdh w16sdtfl w16du">
   <w:docDefaults>
     <w:rPrDefault>
       <w:rPr>
@@ -7873,7 +8244,7 @@
 </file>
 
 <file path=word/glossary/webSettings.xml><?xml version="1.0" encoding="utf-8"?>
-<w:webSettings xmlns:mc="http://schemas.openxmlformats.org/markup-compatibility/2006" xmlns:r="http://schemas.openxmlformats.org/officeDocument/2006/relationships" xmlns:w="http://schemas.openxmlformats.org/wordprocessingml/2006/main" xmlns:w14="http://schemas.microsoft.com/office/word/2010/wordml" xmlns:w15="http://schemas.microsoft.com/office/word/2012/wordml" xmlns:w16cex="http://schemas.microsoft.com/office/word/2018/wordml/cex" xmlns:w16cid="http://schemas.microsoft.com/office/word/2016/wordml/cid" xmlns:w16="http://schemas.microsoft.com/office/word/2018/wordml" xmlns:w16sdtdh="http://schemas.microsoft.com/office/word/2020/wordml/sdtdatahash" xmlns:w16se="http://schemas.microsoft.com/office/word/2015/wordml/symex" mc:Ignorable="w14 w15 w16se w16cid w16 w16cex w16sdtdh">
+<w:webSettings xmlns:mc="http://schemas.openxmlformats.org/markup-compatibility/2006" xmlns:r="http://schemas.openxmlformats.org/officeDocument/2006/relationships" xmlns:w="http://schemas.openxmlformats.org/wordprocessingml/2006/main" xmlns:w14="http://schemas.microsoft.com/office/word/2010/wordml" xmlns:w15="http://schemas.microsoft.com/office/word/2012/wordml" xmlns:w16cex="http://schemas.microsoft.com/office/word/2018/wordml/cex" xmlns:w16cid="http://schemas.microsoft.com/office/word/2016/wordml/cid" xmlns:w16="http://schemas.microsoft.com/office/word/2018/wordml" xmlns:w16du="http://schemas.microsoft.com/office/word/2023/wordml/word16du" xmlns:w16sdtdh="http://schemas.microsoft.com/office/word/2020/wordml/sdtdatahash" xmlns:w16sdtfl="http://schemas.microsoft.com/office/word/2024/wordml/sdtformatlock" xmlns:w16se="http://schemas.microsoft.com/office/word/2015/wordml/symex" mc:Ignorable="w14 w15 w16se w16cid w16 w16cex w16sdtdh w16sdtfl w16du">
   <w:optimizeForBrowser/>
   <w:allowPNG/>
 </w:webSettings>
